--- a/7. Automate Cybersecurity Tasks with Python/Update a file through a Python algorithm/Algorithm-for-file-updates-in-Python.docx
+++ b/7. Automate Cybersecurity Tasks with Python/Update a file through a Python algorithm/Algorithm-for-file-updates-in-Python.docx
@@ -1,356 +1,2212 @@
 
 <file path=word/document.xml><?xml version="1.0" encoding="utf-8"?>
-<w:document xmlns:mc="http://schemas.openxmlformats.org/markup-compatibility/2006" xmlns:o="urn:schemas-microsoft-com:office:office" xmlns:r="http://schemas.openxmlformats.org/officeDocument/2006/relationships" xmlns:m="http://schemas.openxmlformats.org/officeDocument/2006/math" xmlns:v="urn:schemas-microsoft-com:vml" xmlns:wp="http://schemas.openxmlformats.org/drawingml/2006/wordprocessingDrawing" xmlns:w10="urn:schemas-microsoft-com:office:word" xmlns:w="http://schemas.openxmlformats.org/wordprocessingml/2006/main" xmlns:wne="http://schemas.microsoft.com/office/word/2006/wordml" xmlns:sl="http://schemas.openxmlformats.org/schemaLibrary/2006/main" xmlns:a="http://schemas.openxmlformats.org/drawingml/2006/main" xmlns:pic="http://schemas.openxmlformats.org/drawingml/2006/picture" xmlns:c="http://schemas.openxmlformats.org/drawingml/2006/chart" xmlns:lc="http://schemas.openxmlformats.org/drawingml/2006/lockedCanvas" xmlns:dgm="http://schemas.openxmlformats.org/drawingml/2006/diagram" xmlns:wps="http://schemas.microsoft.com/office/word/2010/wordprocessingShape" xmlns:wpg="http://schemas.microsoft.com/office/word/2010/wordprocessingGroup" xmlns:w14="http://schemas.microsoft.com/office/word/2010/wordml" xmlns:w15="http://schemas.microsoft.com/office/word/2012/wordml">
+<w:document xmlns:wpc="http://schemas.microsoft.com/office/word/2010/wordprocessingCanvas" xmlns:cx="http://schemas.microsoft.com/office/drawing/2014/chartex" xmlns:cx1="http://schemas.microsoft.com/office/drawing/2015/9/8/chartex" xmlns:cx2="http://schemas.microsoft.com/office/drawing/2015/10/21/chartex" xmlns:cx3="http://schemas.microsoft.com/office/drawing/2016/5/9/chartex" xmlns:cx4="http://schemas.microsoft.com/office/drawing/2016/5/10/chartex" xmlns:cx5="http://schemas.microsoft.com/office/drawing/2016/5/11/chartex" xmlns:cx6="http://schemas.microsoft.com/office/drawing/2016/5/12/chartex" xmlns:cx7="http://schemas.microsoft.com/office/drawing/2016/5/13/chartex" xmlns:cx8="http://schemas.microsoft.com/office/drawing/2016/5/14/chartex" xmlns:mc="http://schemas.openxmlformats.org/markup-compatibility/2006" xmlns:aink="http://schemas.microsoft.com/office/drawing/2016/ink" xmlns:am3d="http://schemas.microsoft.com/office/drawing/2017/model3d" xmlns:o="urn:schemas-microsoft-com:office:office" xmlns:oel="http://schemas.microsoft.com/office/2019/extlst" xmlns:r="http://schemas.openxmlformats.org/officeDocument/2006/relationships" xmlns:m="http://schemas.openxmlformats.org/officeDocument/2006/math" xmlns:v="urn:schemas-microsoft-com:vml" xmlns:wp14="http://schemas.microsoft.com/office/word/2010/wordprocessingDrawing" xmlns:wp="http://schemas.openxmlformats.org/drawingml/2006/wordprocessingDrawing" xmlns:w10="urn:schemas-microsoft-com:office:word" xmlns:w="http://schemas.openxmlformats.org/wordprocessingml/2006/main" xmlns:w14="http://schemas.microsoft.com/office/word/2010/wordml" xmlns:w15="http://schemas.microsoft.com/office/word/2012/wordml" xmlns:w16cex="http://schemas.microsoft.com/office/word/2018/wordml/cex" xmlns:w16cid="http://schemas.microsoft.com/office/word/2016/wordml/cid" xmlns:w16="http://schemas.microsoft.com/office/word/2018/wordml" xmlns:w16du="http://schemas.microsoft.com/office/word/2023/wordml/word16du" xmlns:w16sdtdh="http://schemas.microsoft.com/office/word/2020/wordml/sdtdatahash" xmlns:w16sdtfl="http://schemas.microsoft.com/office/word/2024/wordml/sdtformatlock" xmlns:w16se="http://schemas.microsoft.com/office/word/2015/wordml/symex" xmlns:wpg="http://schemas.microsoft.com/office/word/2010/wordprocessingGroup" xmlns:wpi="http://schemas.microsoft.com/office/word/2010/wordprocessingInk" xmlns:wne="http://schemas.microsoft.com/office/word/2006/wordml" xmlns:wps="http://schemas.microsoft.com/office/word/2010/wordprocessingShape" mc:Ignorable="w14 w15 w16se w16cid w16 w16cex w16sdtdh w16sdtfl w16du wp14">
   <w:body>
     <w:p>
       <w:pPr>
         <w:pStyle w:val="Heading1"/>
         <w:jc w:val="center"/>
         <w:rPr>
-          <w:rFonts w:ascii="Google Sans" w:cs="Google Sans" w:eastAsia="Google Sans" w:hAnsi="Google Sans"/>
-        </w:rPr>
-      </w:pPr>
-      <w:bookmarkStart w:colFirst="0" w:colLast="0" w:name="_dooa9fyvnog2" w:id="0"/>
+          <w:rFonts w:ascii="Google Sans" w:eastAsia="Google Sans" w:hAnsi="Google Sans" w:cs="Google Sans"/>
+        </w:rPr>
+      </w:pPr>
+      <w:bookmarkStart w:id="0" w:name="_dooa9fyvnog2" w:colFirst="0" w:colLast="0"/>
       <w:bookmarkEnd w:id="0"/>
       <w:r>
         <w:rPr>
-          <w:rFonts w:ascii="Google Sans" w:cs="Google Sans" w:eastAsia="Google Sans" w:hAnsi="Google Sans"/>
-          <w:rtl w:val="0"/>
-        </w:rPr>
-        <w:t xml:space="preserve">Algorithm for file updates in Python</w:t>
+          <w:rFonts w:ascii="Google Sans" w:eastAsia="Google Sans" w:hAnsi="Google Sans" w:cs="Google Sans"/>
+        </w:rPr>
+        <w:t>Algorithm for file updates in Python</w:t>
+      </w:r>
+    </w:p>
+    <w:p>
+      <w:pPr>
+        <w:jc w:val="right"/>
+        <w:rPr>
+          <w:rFonts w:ascii="Fairwater Script" w:hAnsi="Fairwater Script"/>
+          <w:i/>
+          <w:iCs/>
+        </w:rPr>
+      </w:pPr>
+      <w:r>
+        <w:rPr>
+          <w:rFonts w:ascii="Fairwater Script" w:hAnsi="Fairwater Script"/>
+          <w:i/>
+          <w:iCs/>
+        </w:rPr>
+        <w:t>Balog David-Alexandru</w:t>
       </w:r>
     </w:p>
     <w:p>
       <w:pPr>
         <w:pStyle w:val="Heading2"/>
         <w:rPr>
-          <w:rFonts w:ascii="Google Sans" w:cs="Google Sans" w:eastAsia="Google Sans" w:hAnsi="Google Sans"/>
-        </w:rPr>
-      </w:pPr>
-      <w:bookmarkStart w:colFirst="0" w:colLast="0" w:name="_uakdmh2r7kug" w:id="1"/>
+          <w:rFonts w:ascii="Google Sans" w:eastAsia="Google Sans" w:hAnsi="Google Sans" w:cs="Google Sans"/>
+        </w:rPr>
+      </w:pPr>
+      <w:bookmarkStart w:id="1" w:name="_uakdmh2r7kug" w:colFirst="0" w:colLast="0"/>
       <w:bookmarkEnd w:id="1"/>
       <w:r>
         <w:rPr>
-          <w:rFonts w:ascii="Google Sans" w:cs="Google Sans" w:eastAsia="Google Sans" w:hAnsi="Google Sans"/>
-          <w:rtl w:val="0"/>
-        </w:rPr>
-        <w:t xml:space="preserve">Project description</w:t>
-      </w:r>
-    </w:p>
-    <w:p>
-      <w:pPr>
-        <w:rPr>
-          <w:rFonts w:ascii="Google Sans" w:cs="Google Sans" w:eastAsia="Google Sans" w:hAnsi="Google Sans"/>
-        </w:rPr>
-      </w:pPr>
-      <w:r>
-        <w:rPr>
-          <w:rFonts w:ascii="Google Sans" w:cs="Google Sans" w:eastAsia="Google Sans" w:hAnsi="Google Sans"/>
-          <w:rtl w:val="0"/>
-        </w:rPr>
-        <w:t xml:space="preserve">[Describe the scenario in your own words.]</w:t>
-      </w:r>
+          <w:rFonts w:ascii="Google Sans" w:eastAsia="Google Sans" w:hAnsi="Google Sans" w:cs="Google Sans"/>
+        </w:rPr>
+        <w:t>Project description</w:t>
+      </w:r>
+    </w:p>
+    <w:p>
+      <w:pPr>
+        <w:jc w:val="both"/>
+        <w:rPr>
+          <w:rFonts w:ascii="Google Sans" w:eastAsia="Google Sans" w:hAnsi="Google Sans" w:cs="Google Sans"/>
+        </w:rPr>
+      </w:pPr>
+      <w:r>
+        <w:rPr>
+          <w:rFonts w:ascii="Google Sans" w:eastAsia="Google Sans" w:hAnsi="Google Sans" w:cs="Google Sans"/>
+        </w:rPr>
+        <w:t>In a healthcare organization, protecting patient information is critical. Access to restricted systems that contain personal patient records must be carefully controlled. One method used to manage this access is an allow list that contains IP addresses permitted to access the restricted network.</w:t>
+      </w:r>
+    </w:p>
+    <w:p>
+      <w:pPr>
+        <w:jc w:val="both"/>
+        <w:rPr>
+          <w:rFonts w:ascii="Google Sans" w:eastAsia="Google Sans" w:hAnsi="Google Sans" w:cs="Google Sans"/>
+        </w:rPr>
+      </w:pPr>
+      <w:r>
+        <w:rPr>
+          <w:rFonts w:ascii="Google Sans" w:eastAsia="Google Sans" w:hAnsi="Google Sans" w:cs="Google Sans"/>
+        </w:rPr>
+        <w:t>However, employees may change roles or leave projects involving patient data. When this happens, their IP addresses must be removed from the allow list to maintain security. Manually updating the file each time could lead to mistakes and inefficiencies.</w:t>
+      </w:r>
+    </w:p>
+    <w:p>
+      <w:pPr>
+        <w:jc w:val="both"/>
+        <w:rPr>
+          <w:rFonts w:ascii="Google Sans" w:eastAsia="Google Sans" w:hAnsi="Google Sans" w:cs="Google Sans"/>
+        </w:rPr>
+      </w:pPr>
+      <w:r>
+        <w:rPr>
+          <w:rFonts w:ascii="Google Sans" w:eastAsia="Google Sans" w:hAnsi="Google Sans" w:cs="Google Sans"/>
+        </w:rPr>
+        <w:t>To solve this problem, I developed a Python algorithm that automatically checks whether any IP addresses in a remove list appear in the allow list. If an IP address appears in both lists, the algorithm removes it from the allow list and updates the file. This ensures that only authorized IP addresses can access restricted healthcare data.</w:t>
+      </w:r>
+    </w:p>
+    <w:p>
+      <w:pPr>
+        <w:rPr>
+          <w:rFonts w:ascii="Google Sans" w:eastAsia="Google Sans" w:hAnsi="Google Sans" w:cs="Google Sans"/>
+        </w:rPr>
+      </w:pPr>
     </w:p>
     <w:p>
       <w:pPr>
         <w:pStyle w:val="Heading2"/>
         <w:rPr>
-          <w:rFonts w:ascii="Google Sans" w:cs="Google Sans" w:eastAsia="Google Sans" w:hAnsi="Google Sans"/>
-        </w:rPr>
-      </w:pPr>
-      <w:bookmarkStart w:colFirst="0" w:colLast="0" w:name="_qebvb1gjeclt" w:id="2"/>
+          <w:rFonts w:ascii="Google Sans" w:eastAsia="Google Sans" w:hAnsi="Google Sans" w:cs="Google Sans"/>
+        </w:rPr>
+      </w:pPr>
+      <w:r>
+        <w:rPr>
+          <w:rFonts w:ascii="Google Sans" w:eastAsia="Google Sans" w:hAnsi="Google Sans" w:cs="Google Sans"/>
+        </w:rPr>
+        <w:t>Open the file that contains the allow list</w:t>
+      </w:r>
+    </w:p>
+    <w:p>
+      <w:pPr>
+        <w:jc w:val="center"/>
+        <w:rPr>
+          <w:rFonts w:ascii="Google Sans" w:eastAsia="Google Sans" w:hAnsi="Google Sans" w:cs="Google Sans"/>
+        </w:rPr>
+      </w:pPr>
+      <w:r>
+        <w:rPr>
+          <w:rFonts w:ascii="Google Sans" w:eastAsia="Google Sans" w:hAnsi="Google Sans" w:cs="Google Sans"/>
+        </w:rPr>
+        <w:drawing>
+          <wp:inline distT="0" distB="0" distL="0" distR="0" wp14:anchorId="7D650301" wp14:editId="4AFD3810">
+            <wp:extent cx="5943600" cy="1544066"/>
+            <wp:effectExtent l="0" t="0" r="0" b="0"/>
+            <wp:docPr id="1675121891" name="Picture 1"/>
+            <wp:cNvGraphicFramePr>
+              <a:graphicFrameLocks xmlns:a="http://schemas.openxmlformats.org/drawingml/2006/main" noChangeAspect="1"/>
+            </wp:cNvGraphicFramePr>
+            <a:graphic xmlns:a="http://schemas.openxmlformats.org/drawingml/2006/main">
+              <a:graphicData uri="http://schemas.openxmlformats.org/drawingml/2006/picture">
+                <pic:pic xmlns:pic="http://schemas.openxmlformats.org/drawingml/2006/picture">
+                  <pic:nvPicPr>
+                    <pic:cNvPr id="1675121891" name="Picture 1"/>
+                    <pic:cNvPicPr/>
+                  </pic:nvPicPr>
+                  <pic:blipFill>
+                    <a:blip r:embed="rId4">
+                      <a:extLst>
+                        <a:ext uri="{28A0092B-C50C-407E-A947-70E740481C1C}">
+                          <a14:useLocalDpi xmlns:a14="http://schemas.microsoft.com/office/drawing/2010/main" val="0"/>
+                        </a:ext>
+                      </a:extLst>
+                    </a:blip>
+                    <a:stretch>
+                      <a:fillRect/>
+                    </a:stretch>
+                  </pic:blipFill>
+                  <pic:spPr>
+                    <a:xfrm>
+                      <a:off x="0" y="0"/>
+                      <a:ext cx="5943600" cy="1544066"/>
+                    </a:xfrm>
+                    <a:prstGeom prst="rect">
+                      <a:avLst/>
+                    </a:prstGeom>
+                  </pic:spPr>
+                </pic:pic>
+              </a:graphicData>
+            </a:graphic>
+          </wp:inline>
+        </w:drawing>
+      </w:r>
+    </w:p>
+    <w:p>
+      <w:pPr>
+        <w:jc w:val="both"/>
+        <w:rPr>
+          <w:rFonts w:ascii="Google Sans" w:eastAsia="Google Sans" w:hAnsi="Google Sans" w:cs="Google Sans"/>
+        </w:rPr>
+      </w:pPr>
+    </w:p>
+    <w:p>
+      <w:pPr>
+        <w:jc w:val="both"/>
+        <w:rPr>
+          <w:rFonts w:ascii="Google Sans" w:eastAsia="Google Sans" w:hAnsi="Google Sans" w:cs="Google Sans"/>
+        </w:rPr>
+      </w:pPr>
+      <w:r>
+        <w:rPr>
+          <w:rFonts w:ascii="Google Sans" w:eastAsia="Google Sans" w:hAnsi="Google Sans" w:cs="Google Sans"/>
+        </w:rPr>
+        <w:t xml:space="preserve">The first step of the algorithm is to open the file that contains the allow list of IP addresses. The file is named </w:t>
+      </w:r>
+      <w:r>
+        <w:rPr>
+          <w:rFonts w:ascii="Google Sans" w:eastAsia="Google Sans" w:hAnsi="Google Sans" w:cs="Google Sans"/>
+          <w:highlight w:val="lightGray"/>
+        </w:rPr>
+        <w:t>"allow_list.txt"</w:t>
+      </w:r>
+      <w:r>
+        <w:rPr>
+          <w:rFonts w:ascii="Google Sans" w:eastAsia="Google Sans" w:hAnsi="Google Sans" w:cs="Google Sans"/>
+        </w:rPr>
+        <w:t>, which stores the IP addresses that are allowed to access restricted patient data.</w:t>
+      </w:r>
+    </w:p>
+    <w:p>
+      <w:pPr>
+        <w:jc w:val="both"/>
+        <w:rPr>
+          <w:rFonts w:ascii="Google Sans" w:eastAsia="Google Sans" w:hAnsi="Google Sans" w:cs="Google Sans"/>
+        </w:rPr>
+      </w:pPr>
+      <w:r>
+        <w:rPr>
+          <w:rFonts w:ascii="Google Sans" w:eastAsia="Google Sans" w:hAnsi="Google Sans" w:cs="Google Sans"/>
+        </w:rPr>
+        <w:t xml:space="preserve">First, I assigned the name of the file to a variable called </w:t>
+      </w:r>
+      <w:r>
+        <w:rPr>
+          <w:rFonts w:ascii="Google Sans" w:eastAsia="Google Sans" w:hAnsi="Google Sans" w:cs="Google Sans"/>
+          <w:highlight w:val="lightGray"/>
+        </w:rPr>
+        <w:t>import_file</w:t>
+      </w:r>
+      <w:r>
+        <w:rPr>
+          <w:rFonts w:ascii="Google Sans" w:eastAsia="Google Sans" w:hAnsi="Google Sans" w:cs="Google Sans"/>
+        </w:rPr>
+        <w:t xml:space="preserve"> </w:t>
+      </w:r>
+      <w:r>
+        <w:rPr>
+          <w:rFonts w:ascii="Google Sans" w:eastAsia="Google Sans" w:hAnsi="Google Sans" w:cs="Google Sans"/>
+        </w:rPr>
+        <w:t>:</w:t>
+      </w:r>
+      <w:r>
+        <w:rPr>
+          <w:rFonts w:ascii="Google Sans" w:eastAsia="Google Sans" w:hAnsi="Google Sans" w:cs="Google Sans"/>
+        </w:rPr>
+        <w:t xml:space="preserve"> </w:t>
+      </w:r>
+      <w:r>
+        <w:rPr>
+          <w:rFonts w:ascii="Google Sans" w:eastAsia="Google Sans" w:hAnsi="Google Sans" w:cs="Google Sans"/>
+          <w:highlight w:val="lightGray"/>
+        </w:rPr>
+        <w:t>import_file = "allow_list.txt"</w:t>
+      </w:r>
+      <w:r>
+        <w:rPr>
+          <w:rFonts w:ascii="Google Sans" w:eastAsia="Google Sans" w:hAnsi="Google Sans" w:cs="Google Sans"/>
+        </w:rPr>
+        <w:t>.</w:t>
+      </w:r>
+    </w:p>
+    <w:p>
+      <w:pPr>
+        <w:jc w:val="both"/>
+        <w:rPr>
+          <w:rFonts w:ascii="Google Sans" w:eastAsia="Google Sans" w:hAnsi="Google Sans" w:cs="Google Sans"/>
+        </w:rPr>
+      </w:pPr>
+      <w:r>
+        <w:rPr>
+          <w:rFonts w:ascii="Google Sans" w:eastAsia="Google Sans" w:hAnsi="Google Sans" w:cs="Google Sans"/>
+        </w:rPr>
+        <w:t>This line creates a string variable that stores the file name. Using a variable allows the program to reference the file later in the algorithm.</w:t>
+      </w:r>
+      <w:r>
+        <w:t xml:space="preserve"> </w:t>
+      </w:r>
+      <w:r>
+        <w:rPr>
+          <w:rFonts w:ascii="Google Sans" w:eastAsia="Google Sans" w:hAnsi="Google Sans" w:cs="Google Sans"/>
+        </w:rPr>
+        <w:t xml:space="preserve">Next, I used a </w:t>
+      </w:r>
+      <w:r>
+        <w:rPr>
+          <w:rFonts w:ascii="Google Sans" w:eastAsia="Google Sans" w:hAnsi="Google Sans" w:cs="Google Sans"/>
+          <w:highlight w:val="lightGray"/>
+        </w:rPr>
+        <w:t>with</w:t>
+      </w:r>
+      <w:r>
+        <w:rPr>
+          <w:rFonts w:ascii="Google Sans" w:eastAsia="Google Sans" w:hAnsi="Google Sans" w:cs="Google Sans"/>
+        </w:rPr>
+        <w:t xml:space="preserve"> statement together with the </w:t>
+      </w:r>
+      <w:r>
+        <w:rPr>
+          <w:rFonts w:ascii="Google Sans" w:eastAsia="Google Sans" w:hAnsi="Google Sans" w:cs="Google Sans"/>
+          <w:highlight w:val="lightGray"/>
+        </w:rPr>
+        <w:t>open()</w:t>
+      </w:r>
+      <w:r>
+        <w:rPr>
+          <w:rFonts w:ascii="Google Sans" w:eastAsia="Google Sans" w:hAnsi="Google Sans" w:cs="Google Sans"/>
+        </w:rPr>
+        <w:t xml:space="preserve"> function to open the file:</w:t>
+      </w:r>
+      <w:r>
+        <w:rPr>
+          <w:rFonts w:ascii="Google Sans" w:eastAsia="Google Sans" w:hAnsi="Google Sans" w:cs="Google Sans"/>
+        </w:rPr>
+        <w:t xml:space="preserve"> </w:t>
+      </w:r>
+      <w:r>
+        <w:rPr>
+          <w:rFonts w:ascii="Google Sans" w:eastAsia="Google Sans" w:hAnsi="Google Sans" w:cs="Google Sans"/>
+          <w:highlight w:val="lightGray"/>
+        </w:rPr>
+        <w:t>with open(import_file, "r") as file:</w:t>
+      </w:r>
+      <w:r>
+        <w:rPr>
+          <w:rFonts w:ascii="Google Sans" w:eastAsia="Google Sans" w:hAnsi="Google Sans" w:cs="Google Sans"/>
+        </w:rPr>
+        <w:t xml:space="preserve">. </w:t>
+      </w:r>
+      <w:r>
+        <w:rPr>
+          <w:rFonts w:ascii="Google Sans" w:eastAsia="Google Sans" w:hAnsi="Google Sans" w:cs="Google Sans"/>
+        </w:rPr>
+        <w:t xml:space="preserve">The </w:t>
+      </w:r>
+      <w:r>
+        <w:rPr>
+          <w:rFonts w:ascii="Google Sans" w:eastAsia="Google Sans" w:hAnsi="Google Sans" w:cs="Google Sans"/>
+          <w:highlight w:val="lightGray"/>
+        </w:rPr>
+        <w:t>with</w:t>
+      </w:r>
+      <w:r>
+        <w:rPr>
+          <w:rFonts w:ascii="Google Sans" w:eastAsia="Google Sans" w:hAnsi="Google Sans" w:cs="Google Sans"/>
+        </w:rPr>
+        <w:t xml:space="preserve"> keyword is used to safely open a file and automatically close it after the code block finishes running. This helps manage system resources and prevents file access errors.</w:t>
+      </w:r>
+    </w:p>
+    <w:p>
+      <w:pPr>
+        <w:jc w:val="both"/>
+        <w:rPr>
+          <w:rFonts w:ascii="Google Sans" w:eastAsia="Google Sans" w:hAnsi="Google Sans" w:cs="Google Sans"/>
+        </w:rPr>
+      </w:pPr>
+      <w:r>
+        <w:rPr>
+          <w:rFonts w:ascii="Google Sans" w:eastAsia="Google Sans" w:hAnsi="Google Sans" w:cs="Google Sans"/>
+        </w:rPr>
+        <w:lastRenderedPageBreak/>
+        <w:t xml:space="preserve">The </w:t>
+      </w:r>
+      <w:r>
+        <w:rPr>
+          <w:rFonts w:ascii="Google Sans" w:eastAsia="Google Sans" w:hAnsi="Google Sans" w:cs="Google Sans"/>
+          <w:highlight w:val="lightGray"/>
+        </w:rPr>
+        <w:t>open()</w:t>
+      </w:r>
+      <w:r>
+        <w:rPr>
+          <w:rFonts w:ascii="Google Sans" w:eastAsia="Google Sans" w:hAnsi="Google Sans" w:cs="Google Sans"/>
+        </w:rPr>
+        <w:t xml:space="preserve"> function is used to open files in Python. It takes two main arguments:</w:t>
+      </w:r>
+      <w:r>
+        <w:rPr>
+          <w:rFonts w:ascii="Google Sans" w:eastAsia="Google Sans" w:hAnsi="Google Sans" w:cs="Google Sans"/>
+        </w:rPr>
+        <w:t xml:space="preserve"> the file name (</w:t>
+      </w:r>
+      <w:r>
+        <w:rPr>
+          <w:rFonts w:ascii="Google Sans" w:eastAsia="Google Sans" w:hAnsi="Google Sans" w:cs="Google Sans"/>
+          <w:highlight w:val="lightGray"/>
+        </w:rPr>
+        <w:t>import_file</w:t>
+      </w:r>
+      <w:r>
+        <w:rPr>
+          <w:rFonts w:ascii="Google Sans" w:eastAsia="Google Sans" w:hAnsi="Google Sans" w:cs="Google Sans"/>
+        </w:rPr>
+        <w:t>) and parameter (</w:t>
+      </w:r>
+      <w:r>
+        <w:rPr>
+          <w:rFonts w:ascii="Google Sans" w:eastAsia="Google Sans" w:hAnsi="Google Sans" w:cs="Google Sans"/>
+          <w:highlight w:val="lightGray"/>
+        </w:rPr>
+        <w:t>“r”</w:t>
+      </w:r>
+      <w:r>
+        <w:rPr>
+          <w:rFonts w:ascii="Google Sans" w:eastAsia="Google Sans" w:hAnsi="Google Sans" w:cs="Google Sans"/>
+        </w:rPr>
+        <w:t xml:space="preserve">). </w:t>
+      </w:r>
+      <w:r>
+        <w:rPr>
+          <w:rFonts w:ascii="Google Sans" w:eastAsia="Google Sans" w:hAnsi="Google Sans" w:cs="Google Sans"/>
+        </w:rPr>
+        <w:t xml:space="preserve">The </w:t>
+      </w:r>
+      <w:r>
+        <w:rPr>
+          <w:rFonts w:ascii="Google Sans" w:eastAsia="Google Sans" w:hAnsi="Google Sans" w:cs="Google Sans"/>
+          <w:highlight w:val="lightGray"/>
+        </w:rPr>
+        <w:t>"r"</w:t>
+      </w:r>
+      <w:r>
+        <w:rPr>
+          <w:rFonts w:ascii="Google Sans" w:eastAsia="Google Sans" w:hAnsi="Google Sans" w:cs="Google Sans"/>
+        </w:rPr>
+        <w:t xml:space="preserve"> argument means read mode, which allows the program to read the contents of the file but not modify it.</w:t>
+      </w:r>
+      <w:r>
+        <w:rPr>
+          <w:rFonts w:ascii="Google Sans" w:eastAsia="Google Sans" w:hAnsi="Google Sans" w:cs="Google Sans"/>
+        </w:rPr>
+        <w:t xml:space="preserve"> </w:t>
+      </w:r>
+      <w:r>
+        <w:rPr>
+          <w:rFonts w:ascii="Google Sans" w:eastAsia="Google Sans" w:hAnsi="Google Sans" w:cs="Google Sans"/>
+        </w:rPr>
+        <w:t xml:space="preserve">The </w:t>
+      </w:r>
+      <w:r>
+        <w:rPr>
+          <w:rFonts w:ascii="Google Sans" w:eastAsia="Google Sans" w:hAnsi="Google Sans" w:cs="Google Sans"/>
+          <w:highlight w:val="lightGray"/>
+        </w:rPr>
+        <w:t>as</w:t>
+      </w:r>
+      <w:r>
+        <w:rPr>
+          <w:rFonts w:ascii="Google Sans" w:eastAsia="Google Sans" w:hAnsi="Google Sans" w:cs="Google Sans"/>
+        </w:rPr>
+        <w:t xml:space="preserve"> keyword assigns the opened file to the variable file. This variable is used inside the </w:t>
+      </w:r>
+      <w:r>
+        <w:rPr>
+          <w:rFonts w:ascii="Google Sans" w:eastAsia="Google Sans" w:hAnsi="Google Sans" w:cs="Google Sans"/>
+          <w:highlight w:val="lightGray"/>
+        </w:rPr>
+        <w:t>with</w:t>
+      </w:r>
+      <w:r>
+        <w:rPr>
+          <w:rFonts w:ascii="Google Sans" w:eastAsia="Google Sans" w:hAnsi="Google Sans" w:cs="Google Sans"/>
+        </w:rPr>
+        <w:t xml:space="preserve"> statement to interact with the file.</w:t>
+      </w:r>
+      <w:r>
+        <w:rPr>
+          <w:rFonts w:ascii="Google Sans" w:eastAsia="Google Sans" w:hAnsi="Google Sans" w:cs="Google Sans"/>
+        </w:rPr>
+        <w:t xml:space="preserve"> </w:t>
+      </w:r>
+      <w:r>
+        <w:rPr>
+          <w:rFonts w:ascii="Google Sans" w:eastAsia="Google Sans" w:hAnsi="Google Sans" w:cs="Google Sans"/>
+        </w:rPr>
+        <w:t xml:space="preserve">This step prepares the algorithm to read the list of IP addresses stored in </w:t>
+      </w:r>
+      <w:r>
+        <w:rPr>
+          <w:rFonts w:ascii="Google Sans" w:eastAsia="Google Sans" w:hAnsi="Google Sans" w:cs="Google Sans"/>
+          <w:highlight w:val="lightGray"/>
+        </w:rPr>
+        <w:t>allow_list.txt</w:t>
+      </w:r>
+      <w:r>
+        <w:rPr>
+          <w:rFonts w:ascii="Google Sans" w:eastAsia="Google Sans" w:hAnsi="Google Sans" w:cs="Google Sans"/>
+        </w:rPr>
+        <w:t xml:space="preserve"> so they can be processed later in the program.</w:t>
+      </w:r>
+    </w:p>
+    <w:p>
+      <w:pPr>
+        <w:pStyle w:val="Heading2"/>
+        <w:rPr>
+          <w:rFonts w:ascii="Google Sans" w:eastAsia="Google Sans" w:hAnsi="Google Sans" w:cs="Google Sans"/>
+        </w:rPr>
+      </w:pPr>
+      <w:bookmarkStart w:id="2" w:name="_d6t1z8vtmbx5" w:colFirst="0" w:colLast="0"/>
       <w:bookmarkEnd w:id="2"/>
       <w:r>
         <w:rPr>
-          <w:rFonts w:ascii="Google Sans" w:cs="Google Sans" w:eastAsia="Google Sans" w:hAnsi="Google Sans"/>
-          <w:rtl w:val="0"/>
-        </w:rPr>
-        <w:t xml:space="preserve">Open the file that contains the allow list</w:t>
-      </w:r>
-    </w:p>
-    <w:p>
-      <w:pPr>
-        <w:rPr>
-          <w:rFonts w:ascii="Google Sans" w:cs="Google Sans" w:eastAsia="Google Sans" w:hAnsi="Google Sans"/>
-        </w:rPr>
-      </w:pPr>
-      <w:r>
-        <w:rPr>
-          <w:rFonts w:ascii="Google Sans" w:cs="Google Sans" w:eastAsia="Google Sans" w:hAnsi="Google Sans"/>
-          <w:rtl w:val="0"/>
-        </w:rPr>
-        <w:t xml:space="preserve">[Add content here.]</w:t>
-      </w:r>
-      <w:r>
-        <w:rPr>
-          <w:rtl w:val="0"/>
-        </w:rPr>
+          <w:rFonts w:ascii="Google Sans" w:eastAsia="Google Sans" w:hAnsi="Google Sans" w:cs="Google Sans"/>
+        </w:rPr>
+        <w:t>Read the file contents</w:t>
+      </w:r>
+    </w:p>
+    <w:p>
+      <w:pPr>
+        <w:jc w:val="center"/>
+        <w:rPr>
+          <w:rFonts w:ascii="Google Sans" w:eastAsia="Google Sans" w:hAnsi="Google Sans" w:cs="Google Sans"/>
+        </w:rPr>
+      </w:pPr>
+      <w:r>
+        <w:rPr>
+          <w:rFonts w:ascii="Google Sans" w:eastAsia="Google Sans" w:hAnsi="Google Sans" w:cs="Google Sans"/>
+        </w:rPr>
+        <w:drawing>
+          <wp:inline distT="0" distB="0" distL="0" distR="0" wp14:anchorId="34421719" wp14:editId="7F13E2A9">
+            <wp:extent cx="5943600" cy="736671"/>
+            <wp:effectExtent l="0" t="0" r="0" b="6350"/>
+            <wp:docPr id="683911935" name="Picture 2"/>
+            <wp:cNvGraphicFramePr>
+              <a:graphicFrameLocks xmlns:a="http://schemas.openxmlformats.org/drawingml/2006/main" noChangeAspect="1"/>
+            </wp:cNvGraphicFramePr>
+            <a:graphic xmlns:a="http://schemas.openxmlformats.org/drawingml/2006/main">
+              <a:graphicData uri="http://schemas.openxmlformats.org/drawingml/2006/picture">
+                <pic:pic xmlns:pic="http://schemas.openxmlformats.org/drawingml/2006/picture">
+                  <pic:nvPicPr>
+                    <pic:cNvPr id="683911935" name="Picture 2"/>
+                    <pic:cNvPicPr/>
+                  </pic:nvPicPr>
+                  <pic:blipFill>
+                    <a:blip r:embed="rId5">
+                      <a:extLst>
+                        <a:ext uri="{28A0092B-C50C-407E-A947-70E740481C1C}">
+                          <a14:useLocalDpi xmlns:a14="http://schemas.microsoft.com/office/drawing/2010/main" val="0"/>
+                        </a:ext>
+                      </a:extLst>
+                    </a:blip>
+                    <a:stretch>
+                      <a:fillRect/>
+                    </a:stretch>
+                  </pic:blipFill>
+                  <pic:spPr>
+                    <a:xfrm>
+                      <a:off x="0" y="0"/>
+                      <a:ext cx="5943600" cy="736671"/>
+                    </a:xfrm>
+                    <a:prstGeom prst="rect">
+                      <a:avLst/>
+                    </a:prstGeom>
+                  </pic:spPr>
+                </pic:pic>
+              </a:graphicData>
+            </a:graphic>
+          </wp:inline>
+        </w:drawing>
+      </w:r>
+    </w:p>
+    <w:p>
+      <w:pPr>
+        <w:jc w:val="both"/>
+        <w:rPr>
+          <w:rFonts w:ascii="Google Sans" w:eastAsia="Google Sans" w:hAnsi="Google Sans" w:cs="Google Sans"/>
+        </w:rPr>
+      </w:pPr>
+      <w:r>
+        <w:rPr>
+          <w:rFonts w:ascii="Google Sans" w:eastAsia="Google Sans" w:hAnsi="Google Sans" w:cs="Google Sans"/>
+        </w:rPr>
+        <w:t>After opening the allow list file, the next step in the algorithm is to read the contents of the file so the IP addresses can be accessed and processed by the program.</w:t>
+      </w:r>
+      <w:r>
+        <w:rPr>
+          <w:rFonts w:ascii="Google Sans" w:eastAsia="Google Sans" w:hAnsi="Google Sans" w:cs="Google Sans"/>
+        </w:rPr>
+        <w:t xml:space="preserve"> </w:t>
+      </w:r>
+    </w:p>
+    <w:p>
+      <w:pPr>
+        <w:jc w:val="both"/>
+        <w:rPr>
+          <w:rFonts w:ascii="Google Sans" w:eastAsia="Google Sans" w:hAnsi="Google Sans" w:cs="Google Sans"/>
+        </w:rPr>
+      </w:pPr>
+      <w:r>
+        <w:rPr>
+          <w:rFonts w:ascii="Google Sans" w:eastAsia="Google Sans" w:hAnsi="Google Sans" w:cs="Google Sans"/>
+        </w:rPr>
+        <w:t xml:space="preserve">To accomplish this, I used the </w:t>
+      </w:r>
+      <w:r>
+        <w:rPr>
+          <w:rFonts w:ascii="Google Sans" w:eastAsia="Google Sans" w:hAnsi="Google Sans" w:cs="Google Sans"/>
+          <w:highlight w:val="lightGray"/>
+        </w:rPr>
+        <w:t>.read()</w:t>
+      </w:r>
+      <w:r>
+        <w:rPr>
+          <w:rFonts w:ascii="Google Sans" w:eastAsia="Google Sans" w:hAnsi="Google Sans" w:cs="Google Sans"/>
+        </w:rPr>
+        <w:t xml:space="preserve"> method inside the with statement:</w:t>
+      </w:r>
+      <w:r>
+        <w:rPr>
+          <w:rFonts w:ascii="Google Sans" w:eastAsia="Google Sans" w:hAnsi="Google Sans" w:cs="Google Sans"/>
+        </w:rPr>
+        <w:t xml:space="preserve"> </w:t>
+      </w:r>
+      <w:r>
+        <w:rPr>
+          <w:rFonts w:ascii="Google Sans" w:eastAsia="Google Sans" w:hAnsi="Google Sans" w:cs="Google Sans"/>
+          <w:highlight w:val="lightGray"/>
+        </w:rPr>
+        <w:t>ip_addresses = file.read()</w:t>
+      </w:r>
+      <w:r>
+        <w:rPr>
+          <w:rFonts w:ascii="Google Sans" w:eastAsia="Google Sans" w:hAnsi="Google Sans" w:cs="Google Sans"/>
+        </w:rPr>
+        <w:t xml:space="preserve">. </w:t>
+      </w:r>
+    </w:p>
+    <w:p>
+      <w:pPr>
+        <w:jc w:val="both"/>
+        <w:rPr>
+          <w:rFonts w:ascii="Google Sans" w:eastAsia="Google Sans" w:hAnsi="Google Sans" w:cs="Google Sans"/>
+        </w:rPr>
+      </w:pPr>
+      <w:r>
+        <w:rPr>
+          <w:rFonts w:ascii="Google Sans" w:eastAsia="Google Sans" w:hAnsi="Google Sans" w:cs="Google Sans"/>
+        </w:rPr>
+        <w:t xml:space="preserve">The </w:t>
+      </w:r>
+      <w:r>
+        <w:rPr>
+          <w:rFonts w:ascii="Google Sans" w:eastAsia="Google Sans" w:hAnsi="Google Sans" w:cs="Google Sans"/>
+          <w:highlight w:val="lightGray"/>
+        </w:rPr>
+        <w:t>.read()</w:t>
+      </w:r>
+      <w:r>
+        <w:rPr>
+          <w:rFonts w:ascii="Google Sans" w:eastAsia="Google Sans" w:hAnsi="Google Sans" w:cs="Google Sans"/>
+        </w:rPr>
+        <w:t xml:space="preserve"> method reads the entire contents of the file and converts it into a string. In this case, the method is applied to the variable </w:t>
+      </w:r>
+      <w:r>
+        <w:rPr>
+          <w:rFonts w:ascii="Google Sans" w:eastAsia="Google Sans" w:hAnsi="Google Sans" w:cs="Google Sans"/>
+          <w:highlight w:val="lightGray"/>
+        </w:rPr>
+        <w:t>file</w:t>
+      </w:r>
+      <w:r>
+        <w:rPr>
+          <w:rFonts w:ascii="Google Sans" w:eastAsia="Google Sans" w:hAnsi="Google Sans" w:cs="Google Sans"/>
+        </w:rPr>
+        <w:t>, which represents the opened file.</w:t>
+      </w:r>
+    </w:p>
+    <w:p>
+      <w:pPr>
+        <w:jc w:val="both"/>
+        <w:rPr>
+          <w:rFonts w:ascii="Google Sans" w:eastAsia="Google Sans" w:hAnsi="Google Sans" w:cs="Google Sans"/>
+        </w:rPr>
+      </w:pPr>
+      <w:r>
+        <w:rPr>
+          <w:rFonts w:ascii="Google Sans" w:eastAsia="Google Sans" w:hAnsi="Google Sans" w:cs="Google Sans"/>
+        </w:rPr>
+        <w:t xml:space="preserve">The result of the </w:t>
+      </w:r>
+      <w:r>
+        <w:rPr>
+          <w:rFonts w:ascii="Google Sans" w:eastAsia="Google Sans" w:hAnsi="Google Sans" w:cs="Google Sans"/>
+          <w:highlight w:val="lightGray"/>
+        </w:rPr>
+        <w:t>.read()</w:t>
+      </w:r>
+      <w:r>
+        <w:rPr>
+          <w:rFonts w:ascii="Google Sans" w:eastAsia="Google Sans" w:hAnsi="Google Sans" w:cs="Google Sans"/>
+        </w:rPr>
+        <w:t xml:space="preserve"> method is stored in the variable </w:t>
+      </w:r>
+      <w:r>
+        <w:rPr>
+          <w:rFonts w:ascii="Google Sans" w:eastAsia="Google Sans" w:hAnsi="Google Sans" w:cs="Google Sans"/>
+          <w:highlight w:val="lightGray"/>
+        </w:rPr>
+        <w:t>ip_addresses</w:t>
+      </w:r>
+      <w:r>
+        <w:rPr>
+          <w:rFonts w:ascii="Google Sans" w:eastAsia="Google Sans" w:hAnsi="Google Sans" w:cs="Google Sans"/>
+        </w:rPr>
+        <w:t>. This variable now contains all the IP addresses from the allow list file as a single string.</w:t>
+      </w:r>
+    </w:p>
+    <w:p>
+      <w:pPr>
+        <w:jc w:val="both"/>
+        <w:rPr>
+          <w:rFonts w:ascii="Google Sans" w:eastAsia="Google Sans" w:hAnsi="Google Sans" w:cs="Google Sans"/>
+        </w:rPr>
+      </w:pPr>
+      <w:r>
+        <w:rPr>
+          <w:rFonts w:ascii="Google Sans" w:eastAsia="Google Sans" w:hAnsi="Google Sans" w:cs="Google Sans"/>
+        </w:rPr>
+        <w:t xml:space="preserve">Storing the contents of the file in the </w:t>
+      </w:r>
+      <w:r>
+        <w:rPr>
+          <w:rFonts w:ascii="Google Sans" w:eastAsia="Google Sans" w:hAnsi="Google Sans" w:cs="Google Sans"/>
+          <w:highlight w:val="lightGray"/>
+        </w:rPr>
+        <w:t>ip_addresses</w:t>
+      </w:r>
+      <w:r>
+        <w:rPr>
+          <w:rFonts w:ascii="Google Sans" w:eastAsia="Google Sans" w:hAnsi="Google Sans" w:cs="Google Sans"/>
+        </w:rPr>
+        <w:t xml:space="preserve"> variable allows the algorithm to access and manipulate the data later in the program.</w:t>
       </w:r>
     </w:p>
     <w:p>
       <w:pPr>
         <w:pStyle w:val="Heading2"/>
         <w:rPr>
-          <w:rFonts w:ascii="Google Sans" w:cs="Google Sans" w:eastAsia="Google Sans" w:hAnsi="Google Sans"/>
-        </w:rPr>
-      </w:pPr>
-      <w:bookmarkStart w:colFirst="0" w:colLast="0" w:name="_d6t1z8vtmbx5" w:id="3"/>
+          <w:rFonts w:ascii="Google Sans" w:eastAsia="Google Sans" w:hAnsi="Google Sans" w:cs="Google Sans"/>
+          <w:shd w:val="clear" w:color="auto" w:fill="EFEFEF"/>
+        </w:rPr>
+      </w:pPr>
+      <w:bookmarkStart w:id="3" w:name="_j19vqnsr688d" w:colFirst="0" w:colLast="0"/>
       <w:bookmarkEnd w:id="3"/>
       <w:r>
         <w:rPr>
-          <w:rFonts w:ascii="Google Sans" w:cs="Google Sans" w:eastAsia="Google Sans" w:hAnsi="Google Sans"/>
-          <w:rtl w:val="0"/>
-        </w:rPr>
-        <w:t xml:space="preserve">Read the file contents</w:t>
-      </w:r>
-    </w:p>
-    <w:p>
-      <w:pPr>
-        <w:rPr>
-          <w:rFonts w:ascii="Google Sans" w:cs="Google Sans" w:eastAsia="Google Sans" w:hAnsi="Google Sans"/>
-        </w:rPr>
-      </w:pPr>
-      <w:r>
-        <w:rPr>
-          <w:rFonts w:ascii="Google Sans" w:cs="Google Sans" w:eastAsia="Google Sans" w:hAnsi="Google Sans"/>
-          <w:rtl w:val="0"/>
-        </w:rPr>
-        <w:t xml:space="preserve">[Add content here.]</w:t>
-      </w:r>
-      <w:r>
-        <w:rPr>
-          <w:rtl w:val="0"/>
-        </w:rPr>
+          <w:rFonts w:ascii="Google Sans" w:eastAsia="Google Sans" w:hAnsi="Google Sans" w:cs="Google Sans"/>
+        </w:rPr>
+        <w:t>Convert the string into a list</w:t>
+      </w:r>
+    </w:p>
+    <w:p>
+      <w:pPr>
+        <w:jc w:val="center"/>
+        <w:rPr>
+          <w:rFonts w:ascii="Google Sans" w:eastAsia="Google Sans" w:hAnsi="Google Sans" w:cs="Google Sans"/>
+        </w:rPr>
+      </w:pPr>
+      <w:r>
+        <w:rPr>
+          <w:rFonts w:ascii="Google Sans" w:eastAsia="Google Sans" w:hAnsi="Google Sans" w:cs="Google Sans"/>
+        </w:rPr>
+        <w:drawing>
+          <wp:inline distT="0" distB="0" distL="0" distR="0" wp14:anchorId="003057E9" wp14:editId="3C9F4626">
+            <wp:extent cx="4925112" cy="523948"/>
+            <wp:effectExtent l="0" t="0" r="8890" b="9525"/>
+            <wp:docPr id="540224620" name="Picture 3"/>
+            <wp:cNvGraphicFramePr>
+              <a:graphicFrameLocks xmlns:a="http://schemas.openxmlformats.org/drawingml/2006/main" noChangeAspect="1"/>
+            </wp:cNvGraphicFramePr>
+            <a:graphic xmlns:a="http://schemas.openxmlformats.org/drawingml/2006/main">
+              <a:graphicData uri="http://schemas.openxmlformats.org/drawingml/2006/picture">
+                <pic:pic xmlns:pic="http://schemas.openxmlformats.org/drawingml/2006/picture">
+                  <pic:nvPicPr>
+                    <pic:cNvPr id="540224620" name="Picture 540224620"/>
+                    <pic:cNvPicPr/>
+                  </pic:nvPicPr>
+                  <pic:blipFill>
+                    <a:blip r:embed="rId6">
+                      <a:extLst>
+                        <a:ext uri="{28A0092B-C50C-407E-A947-70E740481C1C}">
+                          <a14:useLocalDpi xmlns:a14="http://schemas.microsoft.com/office/drawing/2010/main" val="0"/>
+                        </a:ext>
+                      </a:extLst>
+                    </a:blip>
+                    <a:stretch>
+                      <a:fillRect/>
+                    </a:stretch>
+                  </pic:blipFill>
+                  <pic:spPr>
+                    <a:xfrm>
+                      <a:off x="0" y="0"/>
+                      <a:ext cx="4925112" cy="523948"/>
+                    </a:xfrm>
+                    <a:prstGeom prst="rect">
+                      <a:avLst/>
+                    </a:prstGeom>
+                  </pic:spPr>
+                </pic:pic>
+              </a:graphicData>
+            </a:graphic>
+          </wp:inline>
+        </w:drawing>
+      </w:r>
+    </w:p>
+    <w:p>
+      <w:pPr>
+        <w:jc w:val="both"/>
+        <w:rPr>
+          <w:rFonts w:ascii="Google Sans" w:eastAsia="Google Sans" w:hAnsi="Google Sans" w:cs="Google Sans"/>
+        </w:rPr>
+      </w:pPr>
+      <w:r>
+        <w:rPr>
+          <w:rFonts w:ascii="Google Sans" w:eastAsia="Google Sans" w:hAnsi="Google Sans" w:cs="Google Sans"/>
+        </w:rPr>
+        <w:t xml:space="preserve">After reading the contents of the allow list file, the IP addresses were stored in the variable </w:t>
+      </w:r>
+      <w:r>
+        <w:rPr>
+          <w:rFonts w:ascii="Google Sans" w:eastAsia="Google Sans" w:hAnsi="Google Sans" w:cs="Google Sans"/>
+          <w:highlight w:val="lightGray"/>
+        </w:rPr>
+        <w:t>ip_addresses</w:t>
+      </w:r>
+      <w:r>
+        <w:rPr>
+          <w:rFonts w:ascii="Google Sans" w:eastAsia="Google Sans" w:hAnsi="Google Sans" w:cs="Google Sans"/>
+        </w:rPr>
+        <w:t xml:space="preserve"> as a string. However, removing individual IP addresses from a string is difficult because the addresses are all stored together as one block of text.</w:t>
+      </w:r>
+      <w:r>
+        <w:rPr>
+          <w:rFonts w:ascii="Google Sans" w:eastAsia="Google Sans" w:hAnsi="Google Sans" w:cs="Google Sans"/>
+        </w:rPr>
+        <w:t xml:space="preserve"> </w:t>
+      </w:r>
+      <w:r>
+        <w:rPr>
+          <w:rFonts w:ascii="Google Sans" w:eastAsia="Google Sans" w:hAnsi="Google Sans" w:cs="Google Sans"/>
+        </w:rPr>
+        <w:t xml:space="preserve">To solve this problem, I converted the string into a list using the </w:t>
+      </w:r>
+      <w:r>
+        <w:rPr>
+          <w:rFonts w:ascii="Google Sans" w:eastAsia="Google Sans" w:hAnsi="Google Sans" w:cs="Google Sans"/>
+          <w:highlight w:val="lightGray"/>
+        </w:rPr>
+        <w:t>.split()</w:t>
+      </w:r>
+      <w:r>
+        <w:rPr>
+          <w:rFonts w:ascii="Google Sans" w:eastAsia="Google Sans" w:hAnsi="Google Sans" w:cs="Google Sans"/>
+        </w:rPr>
+        <w:t xml:space="preserve"> method</w:t>
+      </w:r>
+      <w:r>
+        <w:rPr>
+          <w:rFonts w:ascii="Google Sans" w:eastAsia="Google Sans" w:hAnsi="Google Sans" w:cs="Google Sans"/>
+        </w:rPr>
+        <w:t xml:space="preserve"> : </w:t>
+      </w:r>
+      <w:r>
+        <w:rPr>
+          <w:rFonts w:ascii="Google Sans" w:eastAsia="Google Sans" w:hAnsi="Google Sans" w:cs="Google Sans"/>
+          <w:highlight w:val="lightGray"/>
+        </w:rPr>
+        <w:t>ip_addresses = ip_addresses.split()</w:t>
+      </w:r>
+      <w:r>
+        <w:rPr>
+          <w:rFonts w:ascii="Google Sans" w:eastAsia="Google Sans" w:hAnsi="Google Sans" w:cs="Google Sans"/>
+        </w:rPr>
+        <w:t>.</w:t>
+      </w:r>
+    </w:p>
+    <w:p>
+      <w:pPr>
+        <w:jc w:val="both"/>
+        <w:rPr>
+          <w:rFonts w:ascii="Google Sans" w:eastAsia="Google Sans" w:hAnsi="Google Sans" w:cs="Google Sans"/>
+        </w:rPr>
+      </w:pPr>
+      <w:r>
+        <w:rPr>
+          <w:rFonts w:ascii="Google Sans" w:eastAsia="Google Sans" w:hAnsi="Google Sans" w:cs="Google Sans"/>
+        </w:rPr>
+        <w:t xml:space="preserve">The </w:t>
+      </w:r>
+      <w:r>
+        <w:rPr>
+          <w:rFonts w:ascii="Google Sans" w:eastAsia="Google Sans" w:hAnsi="Google Sans" w:cs="Google Sans"/>
+          <w:highlight w:val="lightGray"/>
+        </w:rPr>
+        <w:t>.split()</w:t>
+      </w:r>
+      <w:r>
+        <w:rPr>
+          <w:rFonts w:ascii="Google Sans" w:eastAsia="Google Sans" w:hAnsi="Google Sans" w:cs="Google Sans"/>
+        </w:rPr>
+        <w:t xml:space="preserve"> method is a Python string method that separates a string into a list of elements. By default, </w:t>
+      </w:r>
+      <w:r>
+        <w:rPr>
+          <w:rFonts w:ascii="Google Sans" w:eastAsia="Google Sans" w:hAnsi="Google Sans" w:cs="Google Sans"/>
+          <w:highlight w:val="lightGray"/>
+        </w:rPr>
+        <w:t>.split()</w:t>
+      </w:r>
+      <w:r>
+        <w:rPr>
+          <w:rFonts w:ascii="Google Sans" w:eastAsia="Google Sans" w:hAnsi="Google Sans" w:cs="Google Sans"/>
+        </w:rPr>
+        <w:t xml:space="preserve"> divides the string wherever there is whitespace, such as spaces or line breaks.</w:t>
+      </w:r>
+    </w:p>
+    <w:p>
+      <w:pPr>
+        <w:jc w:val="both"/>
+        <w:rPr>
+          <w:rFonts w:ascii="Google Sans" w:eastAsia="Google Sans" w:hAnsi="Google Sans" w:cs="Google Sans"/>
+        </w:rPr>
+      </w:pPr>
+      <w:r>
+        <w:rPr>
+          <w:rFonts w:ascii="Google Sans" w:eastAsia="Google Sans" w:hAnsi="Google Sans" w:cs="Google Sans"/>
+        </w:rPr>
+        <w:t xml:space="preserve">In the allow list file, each IP address is separated by whitespace. Because of this, the </w:t>
+      </w:r>
+      <w:r>
+        <w:rPr>
+          <w:rFonts w:ascii="Google Sans" w:eastAsia="Google Sans" w:hAnsi="Google Sans" w:cs="Google Sans"/>
+          <w:highlight w:val="lightGray"/>
+        </w:rPr>
+        <w:t>.split()</w:t>
+      </w:r>
+      <w:r>
+        <w:rPr>
+          <w:rFonts w:ascii="Google Sans" w:eastAsia="Google Sans" w:hAnsi="Google Sans" w:cs="Google Sans"/>
+        </w:rPr>
+        <w:t xml:space="preserve"> method automatically separates the string into individual IP addresses and stores them as elements in a list.</w:t>
+      </w:r>
+    </w:p>
+    <w:p>
+      <w:pPr>
+        <w:jc w:val="both"/>
+        <w:rPr>
+          <w:rFonts w:ascii="Google Sans" w:eastAsia="Google Sans" w:hAnsi="Google Sans" w:cs="Google Sans"/>
+        </w:rPr>
+      </w:pPr>
+      <w:r>
+        <w:rPr>
+          <w:rFonts w:ascii="Google Sans" w:eastAsia="Google Sans" w:hAnsi="Google Sans" w:cs="Google Sans"/>
+        </w:rPr>
+        <w:t xml:space="preserve">After using </w:t>
+      </w:r>
+      <w:r>
+        <w:rPr>
+          <w:rFonts w:ascii="Google Sans" w:eastAsia="Google Sans" w:hAnsi="Google Sans" w:cs="Google Sans"/>
+          <w:highlight w:val="lightGray"/>
+        </w:rPr>
+        <w:t>.split()</w:t>
+      </w:r>
+      <w:r>
+        <w:rPr>
+          <w:rFonts w:ascii="Google Sans" w:eastAsia="Google Sans" w:hAnsi="Google Sans" w:cs="Google Sans"/>
+        </w:rPr>
+        <w:t xml:space="preserve">, the variable </w:t>
+      </w:r>
+      <w:r>
+        <w:rPr>
+          <w:rFonts w:ascii="Google Sans" w:eastAsia="Google Sans" w:hAnsi="Google Sans" w:cs="Google Sans"/>
+          <w:highlight w:val="lightGray"/>
+        </w:rPr>
+        <w:t>ip_addresses</w:t>
+      </w:r>
+      <w:r>
+        <w:rPr>
+          <w:rFonts w:ascii="Google Sans" w:eastAsia="Google Sans" w:hAnsi="Google Sans" w:cs="Google Sans"/>
+        </w:rPr>
+        <w:t xml:space="preserve"> now contains a list of IP addresses instead of a single string.</w:t>
+      </w:r>
+      <w:r>
+        <w:rPr>
+          <w:rFonts w:ascii="Google Sans" w:eastAsia="Google Sans" w:hAnsi="Google Sans" w:cs="Google Sans"/>
+        </w:rPr>
+        <w:t xml:space="preserve"> </w:t>
+      </w:r>
+      <w:r>
+        <w:rPr>
+          <w:rFonts w:ascii="Google Sans" w:eastAsia="Google Sans" w:hAnsi="Google Sans" w:cs="Google Sans"/>
+        </w:rPr>
+        <w:t>Converting the string into a list makes it easier to manipulate the data. Lists allow the program to iterate through each IP address and remove specific elements when necessary.</w:t>
       </w:r>
     </w:p>
     <w:p>
       <w:pPr>
         <w:pStyle w:val="Heading2"/>
         <w:rPr>
-          <w:rFonts w:ascii="Google Sans" w:cs="Google Sans" w:eastAsia="Google Sans" w:hAnsi="Google Sans"/>
-          <w:shd w:fill="efefef" w:val="clear"/>
-        </w:rPr>
-      </w:pPr>
-      <w:bookmarkStart w:colFirst="0" w:colLast="0" w:name="_j19vqnsr688d" w:id="4"/>
+          <w:rFonts w:ascii="Google Sans" w:eastAsia="Google Sans" w:hAnsi="Google Sans" w:cs="Google Sans"/>
+          <w:shd w:val="clear" w:color="auto" w:fill="EFEFEF"/>
+        </w:rPr>
+      </w:pPr>
+      <w:bookmarkStart w:id="4" w:name="_oox49ujy9cxg" w:colFirst="0" w:colLast="0"/>
       <w:bookmarkEnd w:id="4"/>
       <w:r>
         <w:rPr>
-          <w:rFonts w:ascii="Google Sans" w:cs="Google Sans" w:eastAsia="Google Sans" w:hAnsi="Google Sans"/>
-          <w:rtl w:val="0"/>
-        </w:rPr>
-        <w:t xml:space="preserve">Convert the string into a list</w:t>
-      </w:r>
-      <w:r>
-        <w:rPr>
-          <w:rtl w:val="0"/>
-        </w:rPr>
-      </w:r>
-    </w:p>
-    <w:p>
-      <w:pPr>
-        <w:rPr>
-          <w:rFonts w:ascii="Google Sans" w:cs="Google Sans" w:eastAsia="Google Sans" w:hAnsi="Google Sans"/>
-          <w:shd w:fill="efefef" w:val="clear"/>
-        </w:rPr>
-      </w:pPr>
-      <w:r>
-        <w:rPr>
-          <w:rFonts w:ascii="Google Sans" w:cs="Google Sans" w:eastAsia="Google Sans" w:hAnsi="Google Sans"/>
-          <w:rtl w:val="0"/>
-        </w:rPr>
-        <w:t xml:space="preserve">[Add content here.]</w:t>
-      </w:r>
-      <w:r>
-        <w:rPr>
-          <w:rtl w:val="0"/>
-        </w:rPr>
+          <w:rFonts w:ascii="Google Sans" w:eastAsia="Google Sans" w:hAnsi="Google Sans" w:cs="Google Sans"/>
+        </w:rPr>
+        <w:lastRenderedPageBreak/>
+        <w:t>Iterate through the remove list</w:t>
+      </w:r>
+    </w:p>
+    <w:p>
+      <w:pPr>
+        <w:jc w:val="center"/>
+        <w:rPr>
+          <w:rFonts w:ascii="Google Sans" w:eastAsia="Google Sans" w:hAnsi="Google Sans" w:cs="Google Sans"/>
+        </w:rPr>
+      </w:pPr>
+      <w:r>
+        <w:rPr>
+          <w:rFonts w:ascii="Google Sans" w:eastAsia="Google Sans" w:hAnsi="Google Sans" w:cs="Google Sans"/>
+        </w:rPr>
+        <w:drawing>
+          <wp:inline distT="0" distB="0" distL="0" distR="0" wp14:anchorId="1614E51E" wp14:editId="69A44CD4">
+            <wp:extent cx="2333951" cy="847843"/>
+            <wp:effectExtent l="0" t="0" r="9525" b="9525"/>
+            <wp:docPr id="312497548" name="Picture 4"/>
+            <wp:cNvGraphicFramePr>
+              <a:graphicFrameLocks xmlns:a="http://schemas.openxmlformats.org/drawingml/2006/main" noChangeAspect="1"/>
+            </wp:cNvGraphicFramePr>
+            <a:graphic xmlns:a="http://schemas.openxmlformats.org/drawingml/2006/main">
+              <a:graphicData uri="http://schemas.openxmlformats.org/drawingml/2006/picture">
+                <pic:pic xmlns:pic="http://schemas.openxmlformats.org/drawingml/2006/picture">
+                  <pic:nvPicPr>
+                    <pic:cNvPr id="312497548" name="Picture 312497548"/>
+                    <pic:cNvPicPr/>
+                  </pic:nvPicPr>
+                  <pic:blipFill>
+                    <a:blip r:embed="rId7">
+                      <a:extLst>
+                        <a:ext uri="{28A0092B-C50C-407E-A947-70E740481C1C}">
+                          <a14:useLocalDpi xmlns:a14="http://schemas.microsoft.com/office/drawing/2010/main" val="0"/>
+                        </a:ext>
+                      </a:extLst>
+                    </a:blip>
+                    <a:stretch>
+                      <a:fillRect/>
+                    </a:stretch>
+                  </pic:blipFill>
+                  <pic:spPr>
+                    <a:xfrm>
+                      <a:off x="0" y="0"/>
+                      <a:ext cx="2333951" cy="847843"/>
+                    </a:xfrm>
+                    <a:prstGeom prst="rect">
+                      <a:avLst/>
+                    </a:prstGeom>
+                  </pic:spPr>
+                </pic:pic>
+              </a:graphicData>
+            </a:graphic>
+          </wp:inline>
+        </w:drawing>
+      </w:r>
+    </w:p>
+    <w:p>
+      <w:pPr>
+        <w:jc w:val="both"/>
+        <w:rPr>
+          <w:rFonts w:ascii="Google Sans" w:eastAsia="Google Sans" w:hAnsi="Google Sans" w:cs="Google Sans"/>
+        </w:rPr>
+      </w:pPr>
+      <w:r>
+        <w:rPr>
+          <w:rFonts w:ascii="Google Sans" w:eastAsia="Google Sans" w:hAnsi="Google Sans" w:cs="Google Sans"/>
+        </w:rPr>
+        <w:t>After converting the IP addresses into a list, the next step in the algorithm is to iterate through the list so that each IP address can be checked.</w:t>
+      </w:r>
+      <w:r>
+        <w:rPr>
+          <w:rFonts w:ascii="Google Sans" w:eastAsia="Google Sans" w:hAnsi="Google Sans" w:cs="Google Sans"/>
+        </w:rPr>
+        <w:t xml:space="preserve"> </w:t>
+      </w:r>
+      <w:r>
+        <w:rPr>
+          <w:rFonts w:ascii="Google Sans" w:eastAsia="Google Sans" w:hAnsi="Google Sans" w:cs="Google Sans"/>
+        </w:rPr>
+        <w:t xml:space="preserve">To do this, I used a </w:t>
+      </w:r>
+      <w:r>
+        <w:rPr>
+          <w:rFonts w:ascii="Google Sans" w:eastAsia="Google Sans" w:hAnsi="Google Sans" w:cs="Google Sans"/>
+          <w:highlight w:val="lightGray"/>
+        </w:rPr>
+        <w:t>for</w:t>
+      </w:r>
+      <w:r>
+        <w:rPr>
+          <w:rFonts w:ascii="Google Sans" w:eastAsia="Google Sans" w:hAnsi="Google Sans" w:cs="Google Sans"/>
+        </w:rPr>
+        <w:t xml:space="preserve"> loop:</w:t>
+      </w:r>
+      <w:r>
+        <w:rPr>
+          <w:rFonts w:ascii="Google Sans" w:eastAsia="Google Sans" w:hAnsi="Google Sans" w:cs="Google Sans"/>
+        </w:rPr>
+        <w:t xml:space="preserve"> </w:t>
+      </w:r>
+      <w:r>
+        <w:rPr>
+          <w:rFonts w:ascii="Google Sans" w:eastAsia="Google Sans" w:hAnsi="Google Sans" w:cs="Google Sans"/>
+          <w:highlight w:val="lightGray"/>
+        </w:rPr>
+        <w:t>for element in ip_addresses</w:t>
+      </w:r>
+      <w:r>
+        <w:rPr>
+          <w:rFonts w:ascii="Google Sans" w:eastAsia="Google Sans" w:hAnsi="Google Sans" w:cs="Google Sans"/>
+        </w:rPr>
+        <w:t>.</w:t>
+      </w:r>
+    </w:p>
+    <w:p>
+      <w:pPr>
+        <w:jc w:val="both"/>
+        <w:rPr>
+          <w:rFonts w:ascii="Google Sans" w:eastAsia="Google Sans" w:hAnsi="Google Sans" w:cs="Google Sans"/>
+        </w:rPr>
+      </w:pPr>
+      <w:r>
+        <w:rPr>
+          <w:rFonts w:ascii="Google Sans" w:eastAsia="Google Sans" w:hAnsi="Google Sans" w:cs="Google Sans"/>
+        </w:rPr>
+        <w:t xml:space="preserve">The </w:t>
+      </w:r>
+      <w:r>
+        <w:rPr>
+          <w:rFonts w:ascii="Google Sans" w:eastAsia="Google Sans" w:hAnsi="Google Sans" w:cs="Google Sans"/>
+          <w:highlight w:val="lightGray"/>
+        </w:rPr>
+        <w:t>for</w:t>
+      </w:r>
+      <w:r>
+        <w:rPr>
+          <w:rFonts w:ascii="Google Sans" w:eastAsia="Google Sans" w:hAnsi="Google Sans" w:cs="Google Sans"/>
+        </w:rPr>
+        <w:t xml:space="preserve"> keyword starts the loop.</w:t>
+      </w:r>
+      <w:r>
+        <w:rPr>
+          <w:rFonts w:ascii="Google Sans" w:eastAsia="Google Sans" w:hAnsi="Google Sans" w:cs="Google Sans"/>
+        </w:rPr>
+        <w:t xml:space="preserve"> </w:t>
+      </w:r>
+      <w:r>
+        <w:rPr>
+          <w:rFonts w:ascii="Google Sans" w:eastAsia="Google Sans" w:hAnsi="Google Sans" w:cs="Google Sans"/>
+        </w:rPr>
+        <w:t xml:space="preserve">The variable </w:t>
+      </w:r>
+      <w:r>
+        <w:rPr>
+          <w:rFonts w:ascii="Google Sans" w:eastAsia="Google Sans" w:hAnsi="Google Sans" w:cs="Google Sans"/>
+          <w:highlight w:val="lightGray"/>
+        </w:rPr>
+        <w:t>element</w:t>
+      </w:r>
+      <w:r>
+        <w:rPr>
+          <w:rFonts w:ascii="Google Sans" w:eastAsia="Google Sans" w:hAnsi="Google Sans" w:cs="Google Sans"/>
+        </w:rPr>
+        <w:t xml:space="preserve"> is the loop variable. It temporarily stores the value of each IP address during each iteration of the loop.</w:t>
+      </w:r>
+      <w:r>
+        <w:rPr>
+          <w:rFonts w:ascii="Google Sans" w:eastAsia="Google Sans" w:hAnsi="Google Sans" w:cs="Google Sans"/>
+        </w:rPr>
+        <w:t xml:space="preserve"> </w:t>
+      </w:r>
+      <w:r>
+        <w:rPr>
+          <w:rFonts w:ascii="Google Sans" w:eastAsia="Google Sans" w:hAnsi="Google Sans" w:cs="Google Sans"/>
+        </w:rPr>
+        <w:t xml:space="preserve">The </w:t>
+      </w:r>
+      <w:r>
+        <w:rPr>
+          <w:rFonts w:ascii="Google Sans" w:eastAsia="Google Sans" w:hAnsi="Google Sans" w:cs="Google Sans"/>
+          <w:highlight w:val="lightGray"/>
+        </w:rPr>
+        <w:t>in</w:t>
+      </w:r>
+      <w:r>
+        <w:rPr>
+          <w:rFonts w:ascii="Google Sans" w:eastAsia="Google Sans" w:hAnsi="Google Sans" w:cs="Google Sans"/>
+        </w:rPr>
+        <w:t xml:space="preserve"> keyword specifies that the loop should iterate through the sequence that follows it.</w:t>
+      </w:r>
+      <w:r>
+        <w:rPr>
+          <w:rFonts w:ascii="Google Sans" w:eastAsia="Google Sans" w:hAnsi="Google Sans" w:cs="Google Sans"/>
+        </w:rPr>
+        <w:t xml:space="preserve"> </w:t>
+      </w:r>
+      <w:r>
+        <w:rPr>
+          <w:rFonts w:ascii="Google Sans" w:eastAsia="Google Sans" w:hAnsi="Google Sans" w:cs="Google Sans"/>
+          <w:highlight w:val="lightGray"/>
+        </w:rPr>
+        <w:t>ip_addresses</w:t>
+      </w:r>
+      <w:r>
+        <w:rPr>
+          <w:rFonts w:ascii="Google Sans" w:eastAsia="Google Sans" w:hAnsi="Google Sans" w:cs="Google Sans"/>
+        </w:rPr>
+        <w:t xml:space="preserve"> is the list that contains the IP addresses read from the allow list file.</w:t>
+      </w:r>
+    </w:p>
+    <w:p>
+      <w:pPr>
+        <w:jc w:val="both"/>
+        <w:rPr>
+          <w:rFonts w:ascii="Google Sans" w:eastAsia="Google Sans" w:hAnsi="Google Sans" w:cs="Google Sans"/>
+        </w:rPr>
+      </w:pPr>
+      <w:r>
+        <w:rPr>
+          <w:rFonts w:ascii="Google Sans" w:eastAsia="Google Sans" w:hAnsi="Google Sans" w:cs="Google Sans"/>
+        </w:rPr>
+        <w:t xml:space="preserve">During each iteration of the loop, the variable </w:t>
+      </w:r>
+      <w:r>
+        <w:rPr>
+          <w:rFonts w:ascii="Google Sans" w:eastAsia="Google Sans" w:hAnsi="Google Sans" w:cs="Google Sans"/>
+          <w:highlight w:val="lightGray"/>
+        </w:rPr>
+        <w:t>element</w:t>
+      </w:r>
+      <w:r>
+        <w:rPr>
+          <w:rFonts w:ascii="Google Sans" w:eastAsia="Google Sans" w:hAnsi="Google Sans" w:cs="Google Sans"/>
+        </w:rPr>
+        <w:t xml:space="preserve"> represents a different IP address from the list. This allows the program to examine each IP address individually.</w:t>
+      </w:r>
+    </w:p>
+    <w:p>
+      <w:pPr>
+        <w:jc w:val="both"/>
+        <w:rPr>
+          <w:rFonts w:ascii="Google Sans" w:eastAsia="Google Sans" w:hAnsi="Google Sans" w:cs="Google Sans"/>
+        </w:rPr>
+      </w:pPr>
+      <w:r>
+        <w:rPr>
+          <w:rFonts w:ascii="Google Sans" w:eastAsia="Google Sans" w:hAnsi="Google Sans" w:cs="Google Sans"/>
+        </w:rPr>
+        <w:t xml:space="preserve">A </w:t>
+      </w:r>
+      <w:r>
+        <w:rPr>
+          <w:rFonts w:ascii="Google Sans" w:eastAsia="Google Sans" w:hAnsi="Google Sans" w:cs="Google Sans"/>
+          <w:highlight w:val="lightGray"/>
+        </w:rPr>
+        <w:t>for</w:t>
+      </w:r>
+      <w:r>
+        <w:rPr>
+          <w:rFonts w:ascii="Google Sans" w:eastAsia="Google Sans" w:hAnsi="Google Sans" w:cs="Google Sans"/>
+        </w:rPr>
+        <w:t xml:space="preserve"> loop is used in Python to repeat a set of instructions for every element in a sequence, such as a list.</w:t>
       </w:r>
     </w:p>
     <w:p>
       <w:pPr>
         <w:pStyle w:val="Heading2"/>
         <w:rPr>
-          <w:rFonts w:ascii="Google Sans" w:cs="Google Sans" w:eastAsia="Google Sans" w:hAnsi="Google Sans"/>
-          <w:shd w:fill="efefef" w:val="clear"/>
-        </w:rPr>
-      </w:pPr>
-      <w:bookmarkStart w:colFirst="0" w:colLast="0" w:name="_oox49ujy9cxg" w:id="5"/>
+          <w:rFonts w:ascii="Google Sans" w:eastAsia="Google Sans" w:hAnsi="Google Sans" w:cs="Google Sans"/>
+          <w:shd w:val="clear" w:color="auto" w:fill="EFEFEF"/>
+        </w:rPr>
+      </w:pPr>
+      <w:bookmarkStart w:id="5" w:name="_hlvxfnrcmi7p" w:colFirst="0" w:colLast="0"/>
       <w:bookmarkEnd w:id="5"/>
       <w:r>
         <w:rPr>
-          <w:rFonts w:ascii="Google Sans" w:cs="Google Sans" w:eastAsia="Google Sans" w:hAnsi="Google Sans"/>
-          <w:rtl w:val="0"/>
-        </w:rPr>
-        <w:t xml:space="preserve">Iterate through the remove list</w:t>
-      </w:r>
-      <w:r>
-        <w:rPr>
-          <w:rtl w:val="0"/>
-        </w:rPr>
-      </w:r>
-    </w:p>
-    <w:p>
-      <w:pPr>
-        <w:rPr>
-          <w:rFonts w:ascii="Google Sans" w:cs="Google Sans" w:eastAsia="Google Sans" w:hAnsi="Google Sans"/>
-        </w:rPr>
-      </w:pPr>
-      <w:r>
-        <w:rPr>
-          <w:rFonts w:ascii="Google Sans" w:cs="Google Sans" w:eastAsia="Google Sans" w:hAnsi="Google Sans"/>
-          <w:rtl w:val="0"/>
-        </w:rPr>
-        <w:t xml:space="preserve">[Add content here.]</w:t>
+          <w:rFonts w:ascii="Google Sans" w:eastAsia="Google Sans" w:hAnsi="Google Sans" w:cs="Google Sans"/>
+        </w:rPr>
+        <w:t>Remove IP addresses that are on the remove list</w:t>
+      </w:r>
+    </w:p>
+    <w:p>
+      <w:pPr>
+        <w:jc w:val="center"/>
+        <w:rPr>
+          <w:rFonts w:ascii="Google Sans" w:eastAsia="Google Sans" w:hAnsi="Google Sans" w:cs="Google Sans"/>
+        </w:rPr>
+      </w:pPr>
+      <w:r>
+        <w:rPr>
+          <w:rFonts w:ascii="Google Sans" w:eastAsia="Google Sans" w:hAnsi="Google Sans" w:cs="Google Sans"/>
+        </w:rPr>
+        <w:drawing>
+          <wp:inline distT="0" distB="0" distL="0" distR="0" wp14:anchorId="572FC0C5" wp14:editId="2F7FB367">
+            <wp:extent cx="5068007" cy="1689335"/>
+            <wp:effectExtent l="0" t="0" r="0" b="6350"/>
+            <wp:docPr id="715773558" name="Picture 5"/>
+            <wp:cNvGraphicFramePr>
+              <a:graphicFrameLocks xmlns:a="http://schemas.openxmlformats.org/drawingml/2006/main" noChangeAspect="1"/>
+            </wp:cNvGraphicFramePr>
+            <a:graphic xmlns:a="http://schemas.openxmlformats.org/drawingml/2006/main">
+              <a:graphicData uri="http://schemas.openxmlformats.org/drawingml/2006/picture">
+                <pic:pic xmlns:pic="http://schemas.openxmlformats.org/drawingml/2006/picture">
+                  <pic:nvPicPr>
+                    <pic:cNvPr id="715773558" name="Picture 5"/>
+                    <pic:cNvPicPr/>
+                  </pic:nvPicPr>
+                  <pic:blipFill>
+                    <a:blip r:embed="rId8">
+                      <a:extLst>
+                        <a:ext uri="{28A0092B-C50C-407E-A947-70E740481C1C}">
+                          <a14:useLocalDpi xmlns:a14="http://schemas.microsoft.com/office/drawing/2010/main" val="0"/>
+                        </a:ext>
+                      </a:extLst>
+                    </a:blip>
+                    <a:stretch>
+                      <a:fillRect/>
+                    </a:stretch>
+                  </pic:blipFill>
+                  <pic:spPr>
+                    <a:xfrm>
+                      <a:off x="0" y="0"/>
+                      <a:ext cx="5068007" cy="1689335"/>
+                    </a:xfrm>
+                    <a:prstGeom prst="rect">
+                      <a:avLst/>
+                    </a:prstGeom>
+                  </pic:spPr>
+                </pic:pic>
+              </a:graphicData>
+            </a:graphic>
+          </wp:inline>
+        </w:drawing>
+      </w:r>
+    </w:p>
+    <w:p>
+      <w:pPr>
+        <w:jc w:val="both"/>
+        <w:rPr>
+          <w:rFonts w:ascii="Google Sans" w:eastAsia="Google Sans" w:hAnsi="Google Sans" w:cs="Google Sans"/>
+        </w:rPr>
+      </w:pPr>
+      <w:r>
+        <w:rPr>
+          <w:rFonts w:ascii="Google Sans" w:eastAsia="Google Sans" w:hAnsi="Google Sans" w:cs="Google Sans"/>
+        </w:rPr>
+        <w:t>The next step of the algorithm is to remove any IP addresses from the allow list that appear in the remove list. These IP addresses should no longer have access to restricted content.</w:t>
+      </w:r>
+      <w:r>
+        <w:rPr>
+          <w:rFonts w:ascii="Google Sans" w:eastAsia="Google Sans" w:hAnsi="Google Sans" w:cs="Google Sans"/>
+        </w:rPr>
+        <w:t xml:space="preserve"> </w:t>
+      </w:r>
+      <w:r>
+        <w:rPr>
+          <w:rFonts w:ascii="Google Sans" w:eastAsia="Google Sans" w:hAnsi="Google Sans" w:cs="Google Sans"/>
+        </w:rPr>
+        <w:t xml:space="preserve">To accomplish this, I used a conditional statement inside the </w:t>
+      </w:r>
+      <w:r>
+        <w:rPr>
+          <w:rFonts w:ascii="Google Sans" w:eastAsia="Google Sans" w:hAnsi="Google Sans" w:cs="Google Sans"/>
+          <w:highlight w:val="lightGray"/>
+        </w:rPr>
+        <w:t>for</w:t>
+      </w:r>
+      <w:r>
+        <w:rPr>
+          <w:rFonts w:ascii="Google Sans" w:eastAsia="Google Sans" w:hAnsi="Google Sans" w:cs="Google Sans"/>
+        </w:rPr>
+        <w:t xml:space="preserve"> loop:</w:t>
+      </w:r>
+      <w:r>
+        <w:rPr>
+          <w:rFonts w:ascii="Google Sans" w:eastAsia="Google Sans" w:hAnsi="Google Sans" w:cs="Google Sans"/>
+        </w:rPr>
+        <w:t xml:space="preserve"> </w:t>
+      </w:r>
+      <w:r>
+        <w:rPr>
+          <w:rFonts w:ascii="Google Sans" w:eastAsia="Google Sans" w:hAnsi="Google Sans" w:cs="Google Sans"/>
+          <w:highlight w:val="lightGray"/>
+        </w:rPr>
+        <w:t>if element in remove_list:</w:t>
+      </w:r>
+      <w:r>
+        <w:rPr>
+          <w:rFonts w:ascii="Google Sans" w:eastAsia="Google Sans" w:hAnsi="Google Sans" w:cs="Google Sans"/>
+        </w:rPr>
+        <w:t>.</w:t>
+      </w:r>
+    </w:p>
+    <w:p>
+      <w:pPr>
+        <w:jc w:val="both"/>
+        <w:rPr>
+          <w:rFonts w:ascii="Google Sans" w:eastAsia="Google Sans" w:hAnsi="Google Sans" w:cs="Google Sans"/>
+        </w:rPr>
+      </w:pPr>
+      <w:r>
+        <w:rPr>
+          <w:rFonts w:ascii="Google Sans" w:eastAsia="Google Sans" w:hAnsi="Google Sans" w:cs="Google Sans"/>
+        </w:rPr>
+        <w:t xml:space="preserve">The </w:t>
+      </w:r>
+      <w:r>
+        <w:rPr>
+          <w:rFonts w:ascii="Google Sans" w:eastAsia="Google Sans" w:hAnsi="Google Sans" w:cs="Google Sans"/>
+          <w:highlight w:val="lightGray"/>
+        </w:rPr>
+        <w:t>if</w:t>
+      </w:r>
+      <w:r>
+        <w:rPr>
+          <w:rFonts w:ascii="Google Sans" w:eastAsia="Google Sans" w:hAnsi="Google Sans" w:cs="Google Sans"/>
+        </w:rPr>
+        <w:t xml:space="preserve"> statement is used to evaluate a condition. In this case, the condition checks whether the current IP address stored in the loop variable </w:t>
+      </w:r>
+      <w:r>
+        <w:rPr>
+          <w:rFonts w:ascii="Google Sans" w:eastAsia="Google Sans" w:hAnsi="Google Sans" w:cs="Google Sans"/>
+          <w:highlight w:val="lightGray"/>
+        </w:rPr>
+        <w:t>element</w:t>
+      </w:r>
+      <w:r>
+        <w:rPr>
+          <w:rFonts w:ascii="Google Sans" w:eastAsia="Google Sans" w:hAnsi="Google Sans" w:cs="Google Sans"/>
+        </w:rPr>
+        <w:t xml:space="preserve"> exists in the </w:t>
+      </w:r>
+      <w:r>
+        <w:rPr>
+          <w:rFonts w:ascii="Google Sans" w:eastAsia="Google Sans" w:hAnsi="Google Sans" w:cs="Google Sans"/>
+          <w:highlight w:val="lightGray"/>
+        </w:rPr>
+        <w:t>remove_list</w:t>
+      </w:r>
+      <w:r>
+        <w:rPr>
+          <w:rFonts w:ascii="Google Sans" w:eastAsia="Google Sans" w:hAnsi="Google Sans" w:cs="Google Sans"/>
+        </w:rPr>
+        <w:t>.</w:t>
+      </w:r>
+      <w:r>
+        <w:rPr>
+          <w:rFonts w:ascii="Google Sans" w:eastAsia="Google Sans" w:hAnsi="Google Sans" w:cs="Google Sans"/>
+        </w:rPr>
+        <w:t xml:space="preserve"> </w:t>
+      </w:r>
+      <w:r>
+        <w:rPr>
+          <w:rFonts w:ascii="Google Sans" w:eastAsia="Google Sans" w:hAnsi="Google Sans" w:cs="Google Sans"/>
+        </w:rPr>
+        <w:t xml:space="preserve">The </w:t>
+      </w:r>
+      <w:r>
+        <w:rPr>
+          <w:rFonts w:ascii="Google Sans" w:eastAsia="Google Sans" w:hAnsi="Google Sans" w:cs="Google Sans"/>
+          <w:highlight w:val="lightGray"/>
+        </w:rPr>
+        <w:t>in</w:t>
+      </w:r>
+      <w:r>
+        <w:rPr>
+          <w:rFonts w:ascii="Google Sans" w:eastAsia="Google Sans" w:hAnsi="Google Sans" w:cs="Google Sans"/>
+        </w:rPr>
+        <w:t xml:space="preserve"> operator is used to determine whether a value is present within a sequence such as a list. If the IP address currently being examined is found in </w:t>
+      </w:r>
+      <w:r>
+        <w:rPr>
+          <w:rFonts w:ascii="Google Sans" w:eastAsia="Google Sans" w:hAnsi="Google Sans" w:cs="Google Sans"/>
+          <w:highlight w:val="lightGray"/>
+        </w:rPr>
+        <w:t>remove_list</w:t>
+      </w:r>
+      <w:r>
+        <w:rPr>
+          <w:rFonts w:ascii="Google Sans" w:eastAsia="Google Sans" w:hAnsi="Google Sans" w:cs="Google Sans"/>
+        </w:rPr>
+        <w:t>, the condition evaluates to True.</w:t>
+      </w:r>
+    </w:p>
+    <w:p>
+      <w:pPr>
+        <w:jc w:val="both"/>
+        <w:rPr>
+          <w:rFonts w:ascii="Google Sans" w:eastAsia="Google Sans" w:hAnsi="Google Sans" w:cs="Google Sans"/>
+        </w:rPr>
+      </w:pPr>
+      <w:r>
+        <w:rPr>
+          <w:rFonts w:ascii="Google Sans" w:eastAsia="Google Sans" w:hAnsi="Google Sans" w:cs="Google Sans"/>
+        </w:rPr>
+        <w:t xml:space="preserve">When the condition is true, the algorithm uses the </w:t>
+      </w:r>
+      <w:r>
+        <w:rPr>
+          <w:rFonts w:ascii="Google Sans" w:eastAsia="Google Sans" w:hAnsi="Google Sans" w:cs="Google Sans"/>
+          <w:highlight w:val="lightGray"/>
+        </w:rPr>
+        <w:t>.remove()</w:t>
+      </w:r>
+      <w:r>
+        <w:rPr>
+          <w:rFonts w:ascii="Google Sans" w:eastAsia="Google Sans" w:hAnsi="Google Sans" w:cs="Google Sans"/>
+        </w:rPr>
+        <w:t xml:space="preserve"> method:</w:t>
+      </w:r>
+      <w:r>
+        <w:rPr>
+          <w:rFonts w:ascii="Google Sans" w:eastAsia="Google Sans" w:hAnsi="Google Sans" w:cs="Google Sans"/>
+        </w:rPr>
+        <w:t xml:space="preserve"> </w:t>
+      </w:r>
+      <w:r>
+        <w:rPr>
+          <w:rFonts w:ascii="Google Sans" w:eastAsia="Google Sans" w:hAnsi="Google Sans" w:cs="Google Sans"/>
+          <w:highlight w:val="lightGray"/>
+        </w:rPr>
+        <w:t>ip_addresses.remove(element)</w:t>
+      </w:r>
+      <w:r>
+        <w:rPr>
+          <w:rFonts w:ascii="Google Sans" w:eastAsia="Google Sans" w:hAnsi="Google Sans" w:cs="Google Sans"/>
+        </w:rPr>
+        <w:t xml:space="preserve">. </w:t>
+      </w:r>
+    </w:p>
+    <w:p>
+      <w:pPr>
+        <w:jc w:val="both"/>
+        <w:rPr>
+          <w:rFonts w:ascii="Google Sans" w:eastAsia="Google Sans" w:hAnsi="Google Sans" w:cs="Google Sans"/>
+        </w:rPr>
+      </w:pPr>
+      <w:r>
+        <w:rPr>
+          <w:rFonts w:ascii="Google Sans" w:eastAsia="Google Sans" w:hAnsi="Google Sans" w:cs="Google Sans"/>
+        </w:rPr>
+        <w:t xml:space="preserve">The </w:t>
+      </w:r>
+      <w:r>
+        <w:rPr>
+          <w:rFonts w:ascii="Google Sans" w:eastAsia="Google Sans" w:hAnsi="Google Sans" w:cs="Google Sans"/>
+          <w:highlight w:val="lightGray"/>
+        </w:rPr>
+        <w:t>.remove()</w:t>
+      </w:r>
+      <w:r>
+        <w:rPr>
+          <w:rFonts w:ascii="Google Sans" w:eastAsia="Google Sans" w:hAnsi="Google Sans" w:cs="Google Sans"/>
+        </w:rPr>
+        <w:t xml:space="preserve"> method deletes the specified element from the list. In this algorithm, it removes the unauthorized IP address from the ip_addresses list.</w:t>
+      </w:r>
+    </w:p>
+    <w:p>
+      <w:pPr>
+        <w:jc w:val="both"/>
+        <w:rPr>
+          <w:rFonts w:ascii="Google Sans" w:eastAsia="Google Sans" w:hAnsi="Google Sans" w:cs="Google Sans"/>
+        </w:rPr>
+      </w:pPr>
+      <w:r>
+        <w:rPr>
+          <w:rFonts w:ascii="Google Sans" w:eastAsia="Google Sans" w:hAnsi="Google Sans" w:cs="Google Sans"/>
+        </w:rPr>
+        <w:lastRenderedPageBreak/>
+        <w:t xml:space="preserve">By combining the </w:t>
+      </w:r>
+      <w:r>
+        <w:rPr>
+          <w:rFonts w:ascii="Google Sans" w:eastAsia="Google Sans" w:hAnsi="Google Sans" w:cs="Google Sans"/>
+          <w:highlight w:val="lightGray"/>
+        </w:rPr>
+        <w:t>for</w:t>
+      </w:r>
+      <w:r>
+        <w:rPr>
+          <w:rFonts w:ascii="Google Sans" w:eastAsia="Google Sans" w:hAnsi="Google Sans" w:cs="Google Sans"/>
+        </w:rPr>
+        <w:t xml:space="preserve"> loop, </w:t>
+      </w:r>
+      <w:r>
+        <w:rPr>
+          <w:rFonts w:ascii="Google Sans" w:eastAsia="Google Sans" w:hAnsi="Google Sans" w:cs="Google Sans"/>
+          <w:highlight w:val="lightGray"/>
+        </w:rPr>
+        <w:t>if</w:t>
+      </w:r>
+      <w:r>
+        <w:rPr>
+          <w:rFonts w:ascii="Google Sans" w:eastAsia="Google Sans" w:hAnsi="Google Sans" w:cs="Google Sans"/>
+        </w:rPr>
+        <w:t xml:space="preserve"> statement, and </w:t>
+      </w:r>
+      <w:r>
+        <w:rPr>
+          <w:rFonts w:ascii="Google Sans" w:eastAsia="Google Sans" w:hAnsi="Google Sans" w:cs="Google Sans"/>
+          <w:highlight w:val="lightGray"/>
+        </w:rPr>
+        <w:t>.remove()</w:t>
+      </w:r>
+      <w:r>
+        <w:rPr>
+          <w:rFonts w:ascii="Google Sans" w:eastAsia="Google Sans" w:hAnsi="Google Sans" w:cs="Google Sans"/>
+        </w:rPr>
+        <w:t xml:space="preserve"> method, the algorithm ensures that any IP addresses listed in </w:t>
+      </w:r>
+      <w:r>
+        <w:rPr>
+          <w:rFonts w:ascii="Google Sans" w:eastAsia="Google Sans" w:hAnsi="Google Sans" w:cs="Google Sans"/>
+          <w:highlight w:val="lightGray"/>
+        </w:rPr>
+        <w:t>remove_list</w:t>
+      </w:r>
+      <w:r>
+        <w:rPr>
+          <w:rFonts w:ascii="Google Sans" w:eastAsia="Google Sans" w:hAnsi="Google Sans" w:cs="Google Sans"/>
+        </w:rPr>
+        <w:t xml:space="preserve"> are removed from the allow list.</w:t>
       </w:r>
     </w:p>
     <w:p>
       <w:pPr>
         <w:pStyle w:val="Heading2"/>
         <w:rPr>
-          <w:rFonts w:ascii="Google Sans" w:cs="Google Sans" w:eastAsia="Google Sans" w:hAnsi="Google Sans"/>
-          <w:shd w:fill="efefef" w:val="clear"/>
-        </w:rPr>
-      </w:pPr>
-      <w:bookmarkStart w:colFirst="0" w:colLast="0" w:name="_hlvxfnrcmi7p" w:id="6"/>
+          <w:rFonts w:ascii="Google Sans" w:eastAsia="Google Sans" w:hAnsi="Google Sans" w:cs="Google Sans"/>
+          <w:shd w:val="clear" w:color="auto" w:fill="EFEFEF"/>
+        </w:rPr>
+      </w:pPr>
+      <w:bookmarkStart w:id="6" w:name="_ij482iei0lry" w:colFirst="0" w:colLast="0"/>
       <w:bookmarkEnd w:id="6"/>
       <w:r>
         <w:rPr>
-          <w:rFonts w:ascii="Google Sans" w:cs="Google Sans" w:eastAsia="Google Sans" w:hAnsi="Google Sans"/>
-          <w:rtl w:val="0"/>
-        </w:rPr>
-        <w:t xml:space="preserve">Remove IP addresses that are on the remove list</w:t>
-      </w:r>
-      <w:r>
-        <w:rPr>
-          <w:rtl w:val="0"/>
-        </w:rPr>
-      </w:r>
-    </w:p>
-    <w:p>
-      <w:pPr>
-        <w:rPr>
-          <w:rFonts w:ascii="Google Sans" w:cs="Google Sans" w:eastAsia="Google Sans" w:hAnsi="Google Sans"/>
-        </w:rPr>
-      </w:pPr>
-      <w:r>
-        <w:rPr>
-          <w:rFonts w:ascii="Google Sans" w:cs="Google Sans" w:eastAsia="Google Sans" w:hAnsi="Google Sans"/>
-          <w:rtl w:val="0"/>
-        </w:rPr>
-        <w:t xml:space="preserve">[Add content here.]</w:t>
-      </w:r>
-      <w:r>
-        <w:rPr>
-          <w:rtl w:val="0"/>
-        </w:rPr>
+          <w:rFonts w:ascii="Google Sans" w:eastAsia="Google Sans" w:hAnsi="Google Sans" w:cs="Google Sans"/>
+        </w:rPr>
+        <w:t xml:space="preserve">Update the file with the revised list of IP addresses </w:t>
+      </w:r>
+    </w:p>
+    <w:p>
+      <w:pPr>
+        <w:jc w:val="center"/>
+        <w:rPr>
+          <w:rFonts w:ascii="Google Sans" w:eastAsia="Google Sans" w:hAnsi="Google Sans" w:cs="Google Sans"/>
+        </w:rPr>
+      </w:pPr>
+      <w:r>
+        <w:rPr>
+          <w:rFonts w:ascii="Google Sans" w:eastAsia="Google Sans" w:hAnsi="Google Sans" w:cs="Google Sans"/>
+        </w:rPr>
+        <w:drawing>
+          <wp:inline distT="0" distB="0" distL="0" distR="0" wp14:anchorId="737D0352" wp14:editId="7F65ACAA">
+            <wp:extent cx="5943600" cy="459237"/>
+            <wp:effectExtent l="0" t="0" r="0" b="0"/>
+            <wp:docPr id="1974182476" name="Picture 6"/>
+            <wp:cNvGraphicFramePr>
+              <a:graphicFrameLocks xmlns:a="http://schemas.openxmlformats.org/drawingml/2006/main" noChangeAspect="1"/>
+            </wp:cNvGraphicFramePr>
+            <a:graphic xmlns:a="http://schemas.openxmlformats.org/drawingml/2006/main">
+              <a:graphicData uri="http://schemas.openxmlformats.org/drawingml/2006/picture">
+                <pic:pic xmlns:pic="http://schemas.openxmlformats.org/drawingml/2006/picture">
+                  <pic:nvPicPr>
+                    <pic:cNvPr id="1974182476" name="Picture 6"/>
+                    <pic:cNvPicPr/>
+                  </pic:nvPicPr>
+                  <pic:blipFill>
+                    <a:blip r:embed="rId9">
+                      <a:extLst>
+                        <a:ext uri="{28A0092B-C50C-407E-A947-70E740481C1C}">
+                          <a14:useLocalDpi xmlns:a14="http://schemas.microsoft.com/office/drawing/2010/main" val="0"/>
+                        </a:ext>
+                      </a:extLst>
+                    </a:blip>
+                    <a:stretch>
+                      <a:fillRect/>
+                    </a:stretch>
+                  </pic:blipFill>
+                  <pic:spPr>
+                    <a:xfrm>
+                      <a:off x="0" y="0"/>
+                      <a:ext cx="5943600" cy="459237"/>
+                    </a:xfrm>
+                    <a:prstGeom prst="rect">
+                      <a:avLst/>
+                    </a:prstGeom>
+                  </pic:spPr>
+                </pic:pic>
+              </a:graphicData>
+            </a:graphic>
+          </wp:inline>
+        </w:drawing>
+      </w:r>
+    </w:p>
+    <w:p>
+      <w:pPr>
+        <w:jc w:val="both"/>
+        <w:rPr>
+          <w:rFonts w:ascii="Google Sans" w:eastAsia="Google Sans" w:hAnsi="Google Sans" w:cs="Google Sans"/>
+        </w:rPr>
+      </w:pPr>
+      <w:r>
+        <w:rPr>
+          <w:rFonts w:ascii="Google Sans" w:eastAsia="Google Sans" w:hAnsi="Google Sans" w:cs="Google Sans"/>
+        </w:rPr>
+        <w:t xml:space="preserve">After removing the unauthorized IP addresses from the list, the final step of the algorithm is to update the allow list file with the revised list of IP addresses. Before writing the data back into the file, the list must be converted back into a string. To accomplish this, I used the </w:t>
+      </w:r>
+      <w:r>
+        <w:rPr>
+          <w:rFonts w:ascii="Google Sans" w:eastAsia="Google Sans" w:hAnsi="Google Sans" w:cs="Google Sans"/>
+          <w:highlight w:val="lightGray"/>
+        </w:rPr>
+        <w:t>.join()</w:t>
+      </w:r>
+      <w:r>
+        <w:rPr>
+          <w:rFonts w:ascii="Google Sans" w:eastAsia="Google Sans" w:hAnsi="Google Sans" w:cs="Google Sans"/>
+        </w:rPr>
+        <w:t xml:space="preserve"> method: </w:t>
+      </w:r>
+      <w:r>
+        <w:rPr>
+          <w:rFonts w:ascii="Google Sans" w:eastAsia="Google Sans" w:hAnsi="Google Sans" w:cs="Google Sans"/>
+          <w:highlight w:val="lightGray"/>
+        </w:rPr>
+        <w:t>ip_addresses = “ ”.join(ip_addresses)</w:t>
+      </w:r>
+      <w:r>
+        <w:rPr>
+          <w:rFonts w:ascii="Google Sans" w:eastAsia="Google Sans" w:hAnsi="Google Sans" w:cs="Google Sans"/>
+        </w:rPr>
+        <w:t>.</w:t>
+      </w:r>
+    </w:p>
+    <w:p>
+      <w:pPr>
+        <w:jc w:val="both"/>
+        <w:rPr>
+          <w:rFonts w:ascii="Google Sans" w:eastAsia="Google Sans" w:hAnsi="Google Sans" w:cs="Google Sans"/>
+        </w:rPr>
+      </w:pPr>
+      <w:r>
+        <w:rPr>
+          <w:rFonts w:ascii="Google Sans" w:eastAsia="Google Sans" w:hAnsi="Google Sans" w:cs="Google Sans"/>
+        </w:rPr>
+        <w:t xml:space="preserve">The </w:t>
+      </w:r>
+      <w:r>
+        <w:rPr>
+          <w:rFonts w:ascii="Google Sans" w:eastAsia="Google Sans" w:hAnsi="Google Sans" w:cs="Google Sans"/>
+          <w:highlight w:val="lightGray"/>
+        </w:rPr>
+        <w:t>.join()</w:t>
+      </w:r>
+      <w:r>
+        <w:rPr>
+          <w:rFonts w:ascii="Google Sans" w:eastAsia="Google Sans" w:hAnsi="Google Sans" w:cs="Google Sans"/>
+        </w:rPr>
+        <w:t xml:space="preserve"> method combines all elements in an iterable, such as a list, into a single string. The method is applied to a string that defines the separator between elements. In this case, a space </w:t>
+      </w:r>
+      <w:r>
+        <w:rPr>
+          <w:rFonts w:ascii="Google Sans" w:eastAsia="Google Sans" w:hAnsi="Google Sans" w:cs="Google Sans"/>
+          <w:highlight w:val="lightGray"/>
+        </w:rPr>
+        <w:t>" "</w:t>
+      </w:r>
+      <w:r>
+        <w:rPr>
+          <w:rFonts w:ascii="Google Sans" w:eastAsia="Google Sans" w:hAnsi="Google Sans" w:cs="Google Sans"/>
+        </w:rPr>
+        <w:t xml:space="preserve"> is used so that each IP address in the list is separated by a space when converted into a string.</w:t>
+      </w:r>
+    </w:p>
+    <w:p>
+      <w:pPr>
+        <w:jc w:val="both"/>
+        <w:rPr>
+          <w:rFonts w:ascii="Google Sans" w:eastAsia="Google Sans" w:hAnsi="Google Sans" w:cs="Google Sans"/>
+        </w:rPr>
+      </w:pPr>
+      <w:r>
+        <w:rPr>
+          <w:rFonts w:ascii="Google Sans" w:eastAsia="Google Sans" w:hAnsi="Google Sans" w:cs="Google Sans"/>
+        </w:rPr>
+        <w:t xml:space="preserve">After converting the list back into a string, the next step is to update the original file. To do this, I used another </w:t>
+      </w:r>
+      <w:r>
+        <w:rPr>
+          <w:rFonts w:ascii="Google Sans" w:eastAsia="Google Sans" w:hAnsi="Google Sans" w:cs="Google Sans"/>
+          <w:highlight w:val="lightGray"/>
+        </w:rPr>
+        <w:t>with</w:t>
+      </w:r>
+      <w:r>
+        <w:rPr>
+          <w:rFonts w:ascii="Google Sans" w:eastAsia="Google Sans" w:hAnsi="Google Sans" w:cs="Google Sans"/>
+        </w:rPr>
+        <w:t xml:space="preserve"> statement together with the </w:t>
+      </w:r>
+      <w:r>
+        <w:rPr>
+          <w:rFonts w:ascii="Google Sans" w:eastAsia="Google Sans" w:hAnsi="Google Sans" w:cs="Google Sans"/>
+          <w:highlight w:val="lightGray"/>
+        </w:rPr>
+        <w:t>open()</w:t>
+      </w:r>
+      <w:r>
+        <w:rPr>
+          <w:rFonts w:ascii="Google Sans" w:eastAsia="Google Sans" w:hAnsi="Google Sans" w:cs="Google Sans"/>
+        </w:rPr>
+        <w:t xml:space="preserve"> function</w:t>
+      </w:r>
+      <w:r>
+        <w:rPr>
+          <w:rFonts w:ascii="Google Sans" w:eastAsia="Google Sans" w:hAnsi="Google Sans" w:cs="Google Sans"/>
+        </w:rPr>
+        <w:t>.</w:t>
+      </w:r>
+    </w:p>
+    <w:p>
+      <w:pPr>
+        <w:jc w:val="center"/>
+        <w:rPr>
+          <w:rFonts w:ascii="Google Sans" w:eastAsia="Google Sans" w:hAnsi="Google Sans" w:cs="Google Sans"/>
+        </w:rPr>
+      </w:pPr>
+      <w:r>
+        <w:rPr>
+          <w:rFonts w:ascii="Google Sans" w:eastAsia="Google Sans" w:hAnsi="Google Sans" w:cs="Google Sans"/>
+        </w:rPr>
+        <w:drawing>
+          <wp:inline distT="0" distB="0" distL="0" distR="0" wp14:anchorId="6A6A288F" wp14:editId="18733876">
+            <wp:extent cx="4763165" cy="809738"/>
+            <wp:effectExtent l="0" t="0" r="0" b="9525"/>
+            <wp:docPr id="465424114" name="Picture 7"/>
+            <wp:cNvGraphicFramePr>
+              <a:graphicFrameLocks xmlns:a="http://schemas.openxmlformats.org/drawingml/2006/main" noChangeAspect="1"/>
+            </wp:cNvGraphicFramePr>
+            <a:graphic xmlns:a="http://schemas.openxmlformats.org/drawingml/2006/main">
+              <a:graphicData uri="http://schemas.openxmlformats.org/drawingml/2006/picture">
+                <pic:pic xmlns:pic="http://schemas.openxmlformats.org/drawingml/2006/picture">
+                  <pic:nvPicPr>
+                    <pic:cNvPr id="465424114" name="Picture 465424114"/>
+                    <pic:cNvPicPr/>
+                  </pic:nvPicPr>
+                  <pic:blipFill>
+                    <a:blip r:embed="rId10">
+                      <a:extLst>
+                        <a:ext uri="{28A0092B-C50C-407E-A947-70E740481C1C}">
+                          <a14:useLocalDpi xmlns:a14="http://schemas.microsoft.com/office/drawing/2010/main" val="0"/>
+                        </a:ext>
+                      </a:extLst>
+                    </a:blip>
+                    <a:stretch>
+                      <a:fillRect/>
+                    </a:stretch>
+                  </pic:blipFill>
+                  <pic:spPr>
+                    <a:xfrm>
+                      <a:off x="0" y="0"/>
+                      <a:ext cx="4763165" cy="809738"/>
+                    </a:xfrm>
+                    <a:prstGeom prst="rect">
+                      <a:avLst/>
+                    </a:prstGeom>
+                  </pic:spPr>
+                </pic:pic>
+              </a:graphicData>
+            </a:graphic>
+          </wp:inline>
+        </w:drawing>
+      </w:r>
+    </w:p>
+    <w:p>
+      <w:pPr>
+        <w:jc w:val="both"/>
+        <w:rPr>
+          <w:rFonts w:ascii="Google Sans" w:eastAsia="Google Sans" w:hAnsi="Google Sans" w:cs="Google Sans"/>
+        </w:rPr>
+      </w:pPr>
+      <w:r>
+        <w:rPr>
+          <w:rFonts w:ascii="Google Sans" w:eastAsia="Google Sans" w:hAnsi="Google Sans" w:cs="Google Sans"/>
+        </w:rPr>
+        <w:t xml:space="preserve">In this case, the </w:t>
+      </w:r>
+      <w:r>
+        <w:rPr>
+          <w:rFonts w:ascii="Google Sans" w:eastAsia="Google Sans" w:hAnsi="Google Sans" w:cs="Google Sans"/>
+          <w:highlight w:val="lightGray"/>
+        </w:rPr>
+        <w:t>"w"</w:t>
+      </w:r>
+      <w:r>
+        <w:rPr>
+          <w:rFonts w:ascii="Google Sans" w:eastAsia="Google Sans" w:hAnsi="Google Sans" w:cs="Google Sans"/>
+        </w:rPr>
+        <w:t xml:space="preserve"> argument is used with the </w:t>
+      </w:r>
+      <w:r>
+        <w:rPr>
+          <w:rFonts w:ascii="Google Sans" w:eastAsia="Google Sans" w:hAnsi="Google Sans" w:cs="Google Sans"/>
+          <w:highlight w:val="lightGray"/>
+        </w:rPr>
+        <w:t>open()</w:t>
+      </w:r>
+      <w:r>
+        <w:rPr>
+          <w:rFonts w:ascii="Google Sans" w:eastAsia="Google Sans" w:hAnsi="Google Sans" w:cs="Google Sans"/>
+        </w:rPr>
+        <w:t xml:space="preserve"> function. The </w:t>
+      </w:r>
+      <w:r>
+        <w:rPr>
+          <w:rFonts w:ascii="Google Sans" w:eastAsia="Google Sans" w:hAnsi="Google Sans" w:cs="Google Sans"/>
+          <w:highlight w:val="lightGray"/>
+        </w:rPr>
+        <w:t>"w"</w:t>
+      </w:r>
+      <w:r>
+        <w:rPr>
+          <w:rFonts w:ascii="Google Sans" w:eastAsia="Google Sans" w:hAnsi="Google Sans" w:cs="Google Sans"/>
+        </w:rPr>
+        <w:t xml:space="preserve"> parameter stands for write mode, which allows the program to overwrite the contents of the file.</w:t>
+      </w:r>
+    </w:p>
+    <w:p>
+      <w:pPr>
+        <w:jc w:val="both"/>
+        <w:rPr>
+          <w:rFonts w:ascii="Google Sans" w:eastAsia="Google Sans" w:hAnsi="Google Sans" w:cs="Google Sans"/>
+        </w:rPr>
+      </w:pPr>
+      <w:r>
+        <w:rPr>
+          <w:rFonts w:ascii="Google Sans" w:eastAsia="Google Sans" w:hAnsi="Google Sans" w:cs="Google Sans"/>
+        </w:rPr>
+        <w:t xml:space="preserve">The </w:t>
+      </w:r>
+      <w:r>
+        <w:rPr>
+          <w:rFonts w:ascii="Google Sans" w:eastAsia="Google Sans" w:hAnsi="Google Sans" w:cs="Google Sans"/>
+          <w:highlight w:val="lightGray"/>
+        </w:rPr>
+        <w:t>.write()</w:t>
+      </w:r>
+      <w:r>
+        <w:rPr>
+          <w:rFonts w:ascii="Google Sans" w:eastAsia="Google Sans" w:hAnsi="Google Sans" w:cs="Google Sans"/>
+        </w:rPr>
+        <w:t xml:space="preserve"> method writes the updated string of IP addresses to the file. When this code runs, the previous contents of the allow list file are replaced with the revised list that no longer includes the unauthorized IP addresses.</w:t>
+      </w:r>
+    </w:p>
+    <w:p>
+      <w:pPr>
+        <w:jc w:val="both"/>
+        <w:rPr>
+          <w:rFonts w:ascii="Google Sans" w:eastAsia="Google Sans" w:hAnsi="Google Sans" w:cs="Google Sans"/>
+        </w:rPr>
+      </w:pPr>
+      <w:r>
+        <w:rPr>
+          <w:rFonts w:ascii="Google Sans" w:eastAsia="Google Sans" w:hAnsi="Google Sans" w:cs="Google Sans"/>
+        </w:rPr>
+        <w:t>This step completes the algorithm by ensuring that the file containing the allow list is updated and that only authorized IP addresses remain.</w:t>
       </w:r>
     </w:p>
     <w:p>
       <w:pPr>
         <w:pStyle w:val="Heading2"/>
         <w:rPr>
-          <w:rFonts w:ascii="Google Sans" w:cs="Google Sans" w:eastAsia="Google Sans" w:hAnsi="Google Sans"/>
-          <w:shd w:fill="efefef" w:val="clear"/>
-        </w:rPr>
-      </w:pPr>
-      <w:bookmarkStart w:colFirst="0" w:colLast="0" w:name="_ij482iei0lry" w:id="7"/>
+          <w:rFonts w:ascii="Google Sans" w:eastAsia="Google Sans" w:hAnsi="Google Sans" w:cs="Google Sans"/>
+        </w:rPr>
+      </w:pPr>
+      <w:bookmarkStart w:id="7" w:name="_6z42dbgzl5pb" w:colFirst="0" w:colLast="0"/>
       <w:bookmarkEnd w:id="7"/>
       <w:r>
         <w:rPr>
-          <w:rFonts w:ascii="Google Sans" w:cs="Google Sans" w:eastAsia="Google Sans" w:hAnsi="Google Sans"/>
-          <w:rtl w:val="0"/>
-        </w:rPr>
-        <w:t xml:space="preserve">Update the file with the revised list of IP addresses </w:t>
-      </w:r>
-      <w:r>
-        <w:rPr>
-          <w:rtl w:val="0"/>
-        </w:rPr>
-      </w:r>
-    </w:p>
-    <w:p>
-      <w:pPr>
-        <w:rPr>
-          <w:rFonts w:ascii="Google Sans" w:cs="Google Sans" w:eastAsia="Google Sans" w:hAnsi="Google Sans"/>
-          <w:shd w:fill="efefef" w:val="clear"/>
-        </w:rPr>
-      </w:pPr>
-      <w:r>
-        <w:rPr>
-          <w:rFonts w:ascii="Google Sans" w:cs="Google Sans" w:eastAsia="Google Sans" w:hAnsi="Google Sans"/>
-          <w:rtl w:val="0"/>
-        </w:rPr>
-        <w:t xml:space="preserve">[Add content here.]</w:t>
-      </w:r>
-      <w:r>
-        <w:rPr>
-          <w:rtl w:val="0"/>
-        </w:rPr>
-      </w:r>
-    </w:p>
-    <w:p>
-      <w:pPr>
-        <w:pStyle w:val="Heading2"/>
-        <w:rPr>
-          <w:rFonts w:ascii="Google Sans" w:cs="Google Sans" w:eastAsia="Google Sans" w:hAnsi="Google Sans"/>
-        </w:rPr>
-      </w:pPr>
-      <w:bookmarkStart w:colFirst="0" w:colLast="0" w:name="_6z42dbgzl5pb" w:id="8"/>
-      <w:bookmarkEnd w:id="8"/>
-      <w:r>
-        <w:rPr>
-          <w:rFonts w:ascii="Google Sans" w:cs="Google Sans" w:eastAsia="Google Sans" w:hAnsi="Google Sans"/>
-          <w:rtl w:val="0"/>
-        </w:rPr>
-        <w:t xml:space="preserve">Summary</w:t>
-      </w:r>
-    </w:p>
-    <w:p>
-      <w:pPr>
-        <w:rPr>
-          <w:rFonts w:ascii="Google Sans" w:cs="Google Sans" w:eastAsia="Google Sans" w:hAnsi="Google Sans"/>
-        </w:rPr>
-      </w:pPr>
-      <w:r>
-        <w:rPr>
-          <w:rFonts w:ascii="Google Sans" w:cs="Google Sans" w:eastAsia="Google Sans" w:hAnsi="Google Sans"/>
-          <w:rtl w:val="0"/>
-        </w:rPr>
-        <w:t xml:space="preserve">[Add content here.]</w:t>
-      </w:r>
-    </w:p>
-    <w:p>
-      <w:pPr>
-        <w:rPr/>
-      </w:pPr>
-      <w:r>
-        <w:rPr>
-          <w:rtl w:val="0"/>
-        </w:rPr>
-      </w:r>
-    </w:p>
+          <w:rFonts w:ascii="Google Sans" w:eastAsia="Google Sans" w:hAnsi="Google Sans" w:cs="Google Sans"/>
+        </w:rPr>
+        <w:t>Summary</w:t>
+      </w:r>
+    </w:p>
+    <w:p>
+      <w:pPr>
+        <w:jc w:val="both"/>
+        <w:rPr>
+          <w:rFonts w:ascii="Google Sans" w:eastAsia="Google Sans" w:hAnsi="Google Sans" w:cs="Google Sans"/>
+        </w:rPr>
+      </w:pPr>
+      <w:r>
+        <w:rPr>
+          <w:rFonts w:ascii="Google Sans" w:eastAsia="Google Sans" w:hAnsi="Google Sans" w:cs="Google Sans"/>
+        </w:rPr>
+        <w:t>I</w:t>
+      </w:r>
+      <w:r>
+        <w:rPr>
+          <w:rFonts w:ascii="Google Sans" w:eastAsia="Google Sans" w:hAnsi="Google Sans" w:cs="Google Sans"/>
+        </w:rPr>
+        <w:t>n this project, I developed a Python algorithm to update a file containing IP addresses that are allowed to access restricted content within a healthcare organization. The purpose of the algorithm is to ensure that only authorized employees can access systems that contain sensitive patient information.</w:t>
+      </w:r>
+    </w:p>
+    <w:p>
+      <w:pPr>
+        <w:jc w:val="both"/>
+        <w:rPr>
+          <w:rFonts w:ascii="Google Sans" w:eastAsia="Google Sans" w:hAnsi="Google Sans" w:cs="Google Sans"/>
+        </w:rPr>
+      </w:pPr>
+      <w:r>
+        <w:rPr>
+          <w:rFonts w:ascii="Google Sans" w:eastAsia="Google Sans" w:hAnsi="Google Sans" w:cs="Google Sans"/>
+        </w:rPr>
+        <w:t xml:space="preserve">The algorithm begins by opening the </w:t>
+      </w:r>
+      <w:r>
+        <w:rPr>
+          <w:rFonts w:ascii="Google Sans" w:eastAsia="Google Sans" w:hAnsi="Google Sans" w:cs="Google Sans"/>
+          <w:highlight w:val="lightGray"/>
+        </w:rPr>
+        <w:t>allow_list.txt</w:t>
+      </w:r>
+      <w:r>
+        <w:rPr>
+          <w:rFonts w:ascii="Google Sans" w:eastAsia="Google Sans" w:hAnsi="Google Sans" w:cs="Google Sans"/>
+        </w:rPr>
+        <w:t xml:space="preserve"> file and reading its contents using the </w:t>
+      </w:r>
+      <w:r>
+        <w:rPr>
+          <w:rFonts w:ascii="Google Sans" w:eastAsia="Google Sans" w:hAnsi="Google Sans" w:cs="Google Sans"/>
+          <w:highlight w:val="lightGray"/>
+        </w:rPr>
+        <w:t>.read()</w:t>
+      </w:r>
+      <w:r>
+        <w:rPr>
+          <w:rFonts w:ascii="Google Sans" w:eastAsia="Google Sans" w:hAnsi="Google Sans" w:cs="Google Sans"/>
+        </w:rPr>
+        <w:t xml:space="preserve"> method. The contents of the file are stored in a variable and then converted from a string into a list using the </w:t>
+      </w:r>
+      <w:r>
+        <w:rPr>
+          <w:rFonts w:ascii="Google Sans" w:eastAsia="Google Sans" w:hAnsi="Google Sans" w:cs="Google Sans"/>
+          <w:highlight w:val="lightGray"/>
+        </w:rPr>
+        <w:t>.split()</w:t>
+      </w:r>
+      <w:r>
+        <w:rPr>
+          <w:rFonts w:ascii="Google Sans" w:eastAsia="Google Sans" w:hAnsi="Google Sans" w:cs="Google Sans"/>
+        </w:rPr>
+        <w:t xml:space="preserve"> method. Converting the data into a list makes it easier to work with individual IP addresses.</w:t>
+      </w:r>
+    </w:p>
+    <w:p>
+      <w:pPr>
+        <w:jc w:val="both"/>
+        <w:rPr>
+          <w:rFonts w:ascii="Google Sans" w:eastAsia="Google Sans" w:hAnsi="Google Sans" w:cs="Google Sans"/>
+        </w:rPr>
+      </w:pPr>
+      <w:r>
+        <w:rPr>
+          <w:rFonts w:ascii="Google Sans" w:eastAsia="Google Sans" w:hAnsi="Google Sans" w:cs="Google Sans"/>
+        </w:rPr>
+        <w:lastRenderedPageBreak/>
+        <w:t xml:space="preserve">Next, a </w:t>
+      </w:r>
+      <w:r>
+        <w:rPr>
+          <w:rFonts w:ascii="Google Sans" w:eastAsia="Google Sans" w:hAnsi="Google Sans" w:cs="Google Sans"/>
+          <w:highlight w:val="lightGray"/>
+        </w:rPr>
+        <w:t>for</w:t>
+      </w:r>
+      <w:r>
+        <w:rPr>
+          <w:rFonts w:ascii="Google Sans" w:eastAsia="Google Sans" w:hAnsi="Google Sans" w:cs="Google Sans"/>
+        </w:rPr>
+        <w:t xml:space="preserve"> loop is used to iterate through the list of IP addresses. During each iteration, a conditional statement checks whether the current IP address appears in the </w:t>
+      </w:r>
+      <w:r>
+        <w:rPr>
+          <w:rFonts w:ascii="Google Sans" w:eastAsia="Google Sans" w:hAnsi="Google Sans" w:cs="Google Sans"/>
+          <w:highlight w:val="lightGray"/>
+        </w:rPr>
+        <w:t>remove_list</w:t>
+      </w:r>
+      <w:r>
+        <w:rPr>
+          <w:rFonts w:ascii="Google Sans" w:eastAsia="Google Sans" w:hAnsi="Google Sans" w:cs="Google Sans"/>
+        </w:rPr>
+        <w:t xml:space="preserve">. If the address is found in the remove list, the </w:t>
+      </w:r>
+      <w:r>
+        <w:rPr>
+          <w:rFonts w:ascii="Google Sans" w:eastAsia="Google Sans" w:hAnsi="Google Sans" w:cs="Google Sans"/>
+          <w:highlight w:val="lightGray"/>
+        </w:rPr>
+        <w:t>.remove()</w:t>
+      </w:r>
+      <w:r>
+        <w:rPr>
+          <w:rFonts w:ascii="Google Sans" w:eastAsia="Google Sans" w:hAnsi="Google Sans" w:cs="Google Sans"/>
+        </w:rPr>
+        <w:t xml:space="preserve"> method is used to delete it from the allow list.</w:t>
+      </w:r>
+    </w:p>
+    <w:p>
+      <w:pPr>
+        <w:jc w:val="both"/>
+        <w:rPr>
+          <w:rFonts w:ascii="Google Sans" w:eastAsia="Google Sans" w:hAnsi="Google Sans" w:cs="Google Sans"/>
+        </w:rPr>
+      </w:pPr>
+      <w:r>
+        <w:rPr>
+          <w:rFonts w:ascii="Google Sans" w:eastAsia="Google Sans" w:hAnsi="Google Sans" w:cs="Google Sans"/>
+        </w:rPr>
+        <w:t xml:space="preserve">After removing the unauthorized IP addresses, the updated list is converted back into a string using the </w:t>
+      </w:r>
+      <w:r>
+        <w:rPr>
+          <w:rFonts w:ascii="Google Sans" w:eastAsia="Google Sans" w:hAnsi="Google Sans" w:cs="Google Sans"/>
+          <w:highlight w:val="lightGray"/>
+        </w:rPr>
+        <w:t>.join()</w:t>
+      </w:r>
+      <w:r>
+        <w:rPr>
+          <w:rFonts w:ascii="Google Sans" w:eastAsia="Google Sans" w:hAnsi="Google Sans" w:cs="Google Sans"/>
+        </w:rPr>
+        <w:t xml:space="preserve"> method. Finally, the file is opened in write mode and the </w:t>
+      </w:r>
+      <w:r>
+        <w:rPr>
+          <w:rFonts w:ascii="Google Sans" w:eastAsia="Google Sans" w:hAnsi="Google Sans" w:cs="Google Sans"/>
+          <w:highlight w:val="lightGray"/>
+        </w:rPr>
+        <w:t>.write()</w:t>
+      </w:r>
+      <w:r>
+        <w:rPr>
+          <w:rFonts w:ascii="Google Sans" w:eastAsia="Google Sans" w:hAnsi="Google Sans" w:cs="Google Sans"/>
+        </w:rPr>
+        <w:t xml:space="preserve"> method is used to overwrite the file with the revised list of authorized IP addresses.</w:t>
+      </w:r>
+    </w:p>
+    <w:p>
+      <w:pPr>
+        <w:jc w:val="both"/>
+        <w:rPr>
+          <w:rFonts w:ascii="Google Sans" w:eastAsia="Google Sans" w:hAnsi="Google Sans" w:cs="Google Sans"/>
+        </w:rPr>
+      </w:pPr>
+      <w:r>
+        <w:rPr>
+          <w:rFonts w:ascii="Google Sans" w:eastAsia="Google Sans" w:hAnsi="Google Sans" w:cs="Google Sans"/>
+        </w:rPr>
+        <w:t>By automating this process with Python, the algorithm helps maintain accurate access controls and improves security by ensuring that only approved IP addresses can access restricted healthcare data.</w:t>
+      </w:r>
+    </w:p>
+    <w:p>
+      <w:pPr>
+        <w:jc w:val="both"/>
+        <w:rPr>
+          <w:rFonts w:ascii="Google Sans" w:eastAsia="Google Sans" w:hAnsi="Google Sans" w:cs="Google Sans"/>
+        </w:rPr>
+      </w:pPr>
+    </w:p>
+    <w:p>
+      <w:pPr>
+        <w:rPr>
+          <w:rFonts w:ascii="Google Sans" w:eastAsia="Google Sans" w:hAnsi="Google Sans" w:cs="Google Sans"/>
+        </w:rPr>
+      </w:pPr>
+    </w:p>
+    <w:p/>
     <w:sectPr>
-      <w:pgSz w:h="15840" w:w="12240" w:orient="portrait"/>
-      <w:pgMar w:bottom="1440" w:top="1440" w:left="1440" w:right="1440" w:header="720" w:footer="720"/>
+      <w:pgSz w:w="12240" w:h="15840"/>
+      <w:pgMar w:top="1440" w:right="1440" w:bottom="1440" w:left="1440" w:header="720" w:footer="720" w:gutter="0"/>
       <w:pgNumType w:start="1"/>
+      <w:cols w:space="720"/>
     </w:sectPr>
   </w:body>
 </w:document>
 </file>
 
-<file path=word/numbering.xml><?xml version="1.0" encoding="utf-8"?>
-<w:numbering xmlns:mc="http://schemas.openxmlformats.org/markup-compatibility/2006" xmlns:o="urn:schemas-microsoft-com:office:office" xmlns:r="http://schemas.openxmlformats.org/officeDocument/2006/relationships" xmlns:m="http://schemas.openxmlformats.org/officeDocument/2006/math" xmlns:v="urn:schemas-microsoft-com:vml" xmlns:wp="http://schemas.openxmlformats.org/drawingml/2006/wordprocessingDrawing" xmlns:w10="urn:schemas-microsoft-com:office:word" xmlns:w="http://schemas.openxmlformats.org/wordprocessingml/2006/main" xmlns:wne="http://schemas.microsoft.com/office/word/2006/wordml" xmlns:sl="http://schemas.openxmlformats.org/schemaLibrary/2006/main" xmlns:a="http://schemas.openxmlformats.org/drawingml/2006/main" xmlns:pic="http://schemas.openxmlformats.org/drawingml/2006/picture" xmlns:c="http://schemas.openxmlformats.org/drawingml/2006/chart" xmlns:lc="http://schemas.openxmlformats.org/drawingml/2006/lockedCanvas" xmlns:dgm="http://schemas.openxmlformats.org/drawingml/2006/diagram" xmlns:wps="http://schemas.microsoft.com/office/word/2010/wordprocessingShape" xmlns:wpg="http://schemas.microsoft.com/office/word/2010/wordprocessingGroup" xmlns:w14="http://schemas.microsoft.com/office/word/2010/wordml" xmlns:w15="http://schemas.microsoft.com/office/word/2012/wordml"/>
-</file>
-
 <file path=word/styles.xml><?xml version="1.0" encoding="utf-8"?>
-<w:styles xmlns:mc="http://schemas.openxmlformats.org/markup-compatibility/2006" xmlns:o="urn:schemas-microsoft-com:office:office" xmlns:r="http://schemas.openxmlformats.org/officeDocument/2006/relationships" xmlns:m="http://schemas.openxmlformats.org/officeDocument/2006/math" xmlns:v="urn:schemas-microsoft-com:vml" xmlns:wp="http://schemas.openxmlformats.org/drawingml/2006/wordprocessingDrawing" xmlns:w10="urn:schemas-microsoft-com:office:word" xmlns:w="http://schemas.openxmlformats.org/wordprocessingml/2006/main" xmlns:wne="http://schemas.microsoft.com/office/word/2006/wordml" xmlns:sl="http://schemas.openxmlformats.org/schemaLibrary/2006/main" xmlns:a="http://schemas.openxmlformats.org/drawingml/2006/main" xmlns:pic="http://schemas.openxmlformats.org/drawingml/2006/picture" xmlns:c="http://schemas.openxmlformats.org/drawingml/2006/chart" xmlns:lc="http://schemas.openxmlformats.org/drawingml/2006/lockedCanvas" xmlns:dgm="http://schemas.openxmlformats.org/drawingml/2006/diagram" xmlns:wps="http://schemas.microsoft.com/office/word/2010/wordprocessingShape" xmlns:wpg="http://schemas.microsoft.com/office/word/2010/wordprocessingGroup" xmlns:w14="http://schemas.microsoft.com/office/word/2010/wordml" xmlns:w15="http://schemas.microsoft.com/office/word/2012/wordml">
+<w:styles xmlns:mc="http://schemas.openxmlformats.org/markup-compatibility/2006" xmlns:r="http://schemas.openxmlformats.org/officeDocument/2006/relationships" xmlns:w="http://schemas.openxmlformats.org/wordprocessingml/2006/main" xmlns:w14="http://schemas.microsoft.com/office/word/2010/wordml" xmlns:w15="http://schemas.microsoft.com/office/word/2012/wordml" xmlns:w16cex="http://schemas.microsoft.com/office/word/2018/wordml/cex" xmlns:w16cid="http://schemas.microsoft.com/office/word/2016/wordml/cid" xmlns:w16="http://schemas.microsoft.com/office/word/2018/wordml" xmlns:w16du="http://schemas.microsoft.com/office/word/2023/wordml/word16du" xmlns:w16sdtdh="http://schemas.microsoft.com/office/word/2020/wordml/sdtdatahash" xmlns:w16sdtfl="http://schemas.microsoft.com/office/word/2024/wordml/sdtformatlock" xmlns:w16se="http://schemas.microsoft.com/office/word/2015/wordml/symex" mc:Ignorable="w14 w15 w16se w16cid w16 w16cex w16sdtdh w16sdtfl w16du">
   <w:docDefaults>
     <w:rPrDefault>
       <w:rPr>
-        <w:rFonts w:ascii="Arial" w:cs="Arial" w:eastAsia="Arial" w:hAnsi="Arial"/>
+        <w:rFonts w:ascii="Arial" w:eastAsia="Arial" w:hAnsi="Arial" w:cs="Arial"/>
         <w:sz w:val="22"/>
         <w:szCs w:val="22"/>
-        <w:lang w:val="en"/>
+        <w:lang w:val="en" w:eastAsia="en-US" w:bidi="ar-SA"/>
       </w:rPr>
     </w:rPrDefault>
     <w:pPrDefault>
@@ -359,21 +2215,403 @@
       </w:pPr>
     </w:pPrDefault>
   </w:docDefaults>
-  <w:style w:type="paragraph" w:styleId="Normal" w:default="1">
-    <w:name w:val="normal"/>
-  </w:style>
-  <w:style w:type="table" w:styleId="TableNormal" w:default="1">
-    <w:name w:val="Table Normal"/>
+  <w:latentStyles w:defLockedState="0" w:defUIPriority="99" w:defSemiHidden="0" w:defUnhideWhenUsed="0" w:defQFormat="0" w:count="376">
+    <w:lsdException w:name="Normal" w:uiPriority="0" w:qFormat="1"/>
+    <w:lsdException w:name="heading 1" w:uiPriority="9" w:qFormat="1"/>
+    <w:lsdException w:name="heading 2" w:semiHidden="1" w:uiPriority="9" w:unhideWhenUsed="1" w:qFormat="1"/>
+    <w:lsdException w:name="heading 3" w:semiHidden="1" w:uiPriority="9" w:unhideWhenUsed="1" w:qFormat="1"/>
+    <w:lsdException w:name="heading 4" w:semiHidden="1" w:uiPriority="9" w:unhideWhenUsed="1" w:qFormat="1"/>
+    <w:lsdException w:name="heading 5" w:semiHidden="1" w:uiPriority="9" w:unhideWhenUsed="1" w:qFormat="1"/>
+    <w:lsdException w:name="heading 6" w:semiHidden="1" w:uiPriority="9" w:unhideWhenUsed="1" w:qFormat="1"/>
+    <w:lsdException w:name="heading 7" w:semiHidden="1" w:uiPriority="9" w:unhideWhenUsed="1" w:qFormat="1"/>
+    <w:lsdException w:name="heading 8" w:semiHidden="1" w:uiPriority="9" w:unhideWhenUsed="1" w:qFormat="1"/>
+    <w:lsdException w:name="heading 9" w:semiHidden="1" w:uiPriority="9" w:unhideWhenUsed="1" w:qFormat="1"/>
+    <w:lsdException w:name="index 1" w:semiHidden="1" w:unhideWhenUsed="1"/>
+    <w:lsdException w:name="index 2" w:semiHidden="1" w:unhideWhenUsed="1"/>
+    <w:lsdException w:name="index 3" w:semiHidden="1" w:unhideWhenUsed="1"/>
+    <w:lsdException w:name="index 4" w:semiHidden="1" w:unhideWhenUsed="1"/>
+    <w:lsdException w:name="index 5" w:semiHidden="1" w:unhideWhenUsed="1"/>
+    <w:lsdException w:name="index 6" w:semiHidden="1" w:unhideWhenUsed="1"/>
+    <w:lsdException w:name="index 7" w:semiHidden="1" w:unhideWhenUsed="1"/>
+    <w:lsdException w:name="index 8" w:semiHidden="1" w:unhideWhenUsed="1"/>
+    <w:lsdException w:name="index 9" w:semiHidden="1" w:unhideWhenUsed="1"/>
+    <w:lsdException w:name="toc 1" w:semiHidden="1" w:uiPriority="39" w:unhideWhenUsed="1"/>
+    <w:lsdException w:name="toc 2" w:semiHidden="1" w:uiPriority="39" w:unhideWhenUsed="1"/>
+    <w:lsdException w:name="toc 3" w:semiHidden="1" w:uiPriority="39" w:unhideWhenUsed="1"/>
+    <w:lsdException w:name="toc 4" w:semiHidden="1" w:uiPriority="39" w:unhideWhenUsed="1"/>
+    <w:lsdException w:name="toc 5" w:semiHidden="1" w:uiPriority="39" w:unhideWhenUsed="1"/>
+    <w:lsdException w:name="toc 6" w:semiHidden="1" w:uiPriority="39" w:unhideWhenUsed="1"/>
+    <w:lsdException w:name="toc 7" w:semiHidden="1" w:uiPriority="39" w:unhideWhenUsed="1"/>
+    <w:lsdException w:name="toc 8" w:semiHidden="1" w:uiPriority="39" w:unhideWhenUsed="1"/>
+    <w:lsdException w:name="toc 9" w:semiHidden="1" w:uiPriority="39" w:unhideWhenUsed="1"/>
+    <w:lsdException w:name="Normal Indent" w:semiHidden="1" w:unhideWhenUsed="1"/>
+    <w:lsdException w:name="footnote text" w:semiHidden="1" w:unhideWhenUsed="1"/>
+    <w:lsdException w:name="annotation text" w:semiHidden="1" w:unhideWhenUsed="1"/>
+    <w:lsdException w:name="header" w:semiHidden="1" w:unhideWhenUsed="1"/>
+    <w:lsdException w:name="footer" w:semiHidden="1" w:unhideWhenUsed="1"/>
+    <w:lsdException w:name="index heading" w:semiHidden="1" w:unhideWhenUsed="1"/>
+    <w:lsdException w:name="caption" w:semiHidden="1" w:uiPriority="35" w:unhideWhenUsed="1" w:qFormat="1"/>
+    <w:lsdException w:name="table of figures" w:semiHidden="1" w:unhideWhenUsed="1"/>
+    <w:lsdException w:name="envelope address" w:semiHidden="1" w:unhideWhenUsed="1"/>
+    <w:lsdException w:name="envelope return" w:semiHidden="1" w:unhideWhenUsed="1"/>
+    <w:lsdException w:name="footnote reference" w:semiHidden="1" w:unhideWhenUsed="1"/>
+    <w:lsdException w:name="annotation reference" w:semiHidden="1" w:unhideWhenUsed="1"/>
+    <w:lsdException w:name="line number" w:semiHidden="1" w:unhideWhenUsed="1"/>
+    <w:lsdException w:name="page number" w:semiHidden="1" w:unhideWhenUsed="1"/>
+    <w:lsdException w:name="endnote reference" w:semiHidden="1" w:unhideWhenUsed="1"/>
+    <w:lsdException w:name="endnote text" w:semiHidden="1" w:unhideWhenUsed="1"/>
+    <w:lsdException w:name="table of authorities" w:semiHidden="1" w:unhideWhenUsed="1"/>
+    <w:lsdException w:name="macro" w:semiHidden="1" w:unhideWhenUsed="1"/>
+    <w:lsdException w:name="toa heading" w:semiHidden="1" w:unhideWhenUsed="1"/>
+    <w:lsdException w:name="List" w:semiHidden="1" w:unhideWhenUsed="1"/>
+    <w:lsdException w:name="List Bullet" w:semiHidden="1" w:unhideWhenUsed="1"/>
+    <w:lsdException w:name="List Number" w:semiHidden="1" w:unhideWhenUsed="1"/>
+    <w:lsdException w:name="List 2" w:semiHidden="1" w:unhideWhenUsed="1"/>
+    <w:lsdException w:name="List 3" w:semiHidden="1" w:unhideWhenUsed="1"/>
+    <w:lsdException w:name="List 4" w:semiHidden="1" w:unhideWhenUsed="1"/>
+    <w:lsdException w:name="List 5" w:semiHidden="1" w:unhideWhenUsed="1"/>
+    <w:lsdException w:name="List Bullet 2" w:semiHidden="1" w:unhideWhenUsed="1"/>
+    <w:lsdException w:name="List Bullet 3" w:semiHidden="1" w:unhideWhenUsed="1"/>
+    <w:lsdException w:name="List Bullet 4" w:semiHidden="1" w:unhideWhenUsed="1"/>
+    <w:lsdException w:name="List Bullet 5" w:semiHidden="1" w:unhideWhenUsed="1"/>
+    <w:lsdException w:name="List Number 2" w:semiHidden="1" w:unhideWhenUsed="1"/>
+    <w:lsdException w:name="List Number 3" w:semiHidden="1" w:unhideWhenUsed="1"/>
+    <w:lsdException w:name="List Number 4" w:semiHidden="1" w:unhideWhenUsed="1"/>
+    <w:lsdException w:name="List Number 5" w:semiHidden="1" w:unhideWhenUsed="1"/>
+    <w:lsdException w:name="Title" w:uiPriority="10" w:qFormat="1"/>
+    <w:lsdException w:name="Closing" w:semiHidden="1" w:unhideWhenUsed="1"/>
+    <w:lsdException w:name="Signature" w:semiHidden="1" w:unhideWhenUsed="1"/>
+    <w:lsdException w:name="Default Paragraph Font" w:semiHidden="1" w:uiPriority="1" w:unhideWhenUsed="1"/>
+    <w:lsdException w:name="Body Text" w:semiHidden="1" w:unhideWhenUsed="1"/>
+    <w:lsdException w:name="Body Text Indent" w:semiHidden="1" w:unhideWhenUsed="1"/>
+    <w:lsdException w:name="List Continue" w:semiHidden="1" w:unhideWhenUsed="1"/>
+    <w:lsdException w:name="List Continue 2" w:semiHidden="1" w:unhideWhenUsed="1"/>
+    <w:lsdException w:name="List Continue 3" w:semiHidden="1" w:unhideWhenUsed="1"/>
+    <w:lsdException w:name="List Continue 4" w:semiHidden="1" w:unhideWhenUsed="1"/>
+    <w:lsdException w:name="List Continue 5" w:semiHidden="1" w:unhideWhenUsed="1"/>
+    <w:lsdException w:name="Message Header" w:semiHidden="1" w:unhideWhenUsed="1"/>
+    <w:lsdException w:name="Subtitle" w:uiPriority="11" w:qFormat="1"/>
+    <w:lsdException w:name="Salutation" w:semiHidden="1" w:unhideWhenUsed="1"/>
+    <w:lsdException w:name="Date" w:semiHidden="1" w:unhideWhenUsed="1"/>
+    <w:lsdException w:name="Body Text First Indent" w:semiHidden="1" w:unhideWhenUsed="1"/>
+    <w:lsdException w:name="Body Text First Indent 2" w:semiHidden="1" w:unhideWhenUsed="1"/>
+    <w:lsdException w:name="Note Heading" w:semiHidden="1" w:unhideWhenUsed="1"/>
+    <w:lsdException w:name="Body Text 2" w:semiHidden="1" w:unhideWhenUsed="1"/>
+    <w:lsdException w:name="Body Text 3" w:semiHidden="1" w:unhideWhenUsed="1"/>
+    <w:lsdException w:name="Body Text Indent 2" w:semiHidden="1" w:unhideWhenUsed="1"/>
+    <w:lsdException w:name="Body Text Indent 3" w:semiHidden="1" w:unhideWhenUsed="1"/>
+    <w:lsdException w:name="Block Text" w:semiHidden="1" w:unhideWhenUsed="1"/>
+    <w:lsdException w:name="Hyperlink" w:semiHidden="1" w:unhideWhenUsed="1"/>
+    <w:lsdException w:name="FollowedHyperlink" w:semiHidden="1" w:unhideWhenUsed="1"/>
+    <w:lsdException w:name="Strong" w:uiPriority="22" w:qFormat="1"/>
+    <w:lsdException w:name="Emphasis" w:uiPriority="20" w:qFormat="1"/>
+    <w:lsdException w:name="Document Map" w:semiHidden="1" w:unhideWhenUsed="1"/>
+    <w:lsdException w:name="Plain Text" w:semiHidden="1" w:unhideWhenUsed="1"/>
+    <w:lsdException w:name="E-mail Signature" w:semiHidden="1" w:unhideWhenUsed="1"/>
+    <w:lsdException w:name="HTML Top of Form" w:semiHidden="1" w:unhideWhenUsed="1"/>
+    <w:lsdException w:name="HTML Bottom of Form" w:semiHidden="1" w:unhideWhenUsed="1"/>
+    <w:lsdException w:name="Normal (Web)" w:semiHidden="1" w:unhideWhenUsed="1"/>
+    <w:lsdException w:name="HTML Acronym" w:semiHidden="1" w:unhideWhenUsed="1"/>
+    <w:lsdException w:name="HTML Address" w:semiHidden="1" w:unhideWhenUsed="1"/>
+    <w:lsdException w:name="HTML Cite" w:semiHidden="1" w:unhideWhenUsed="1"/>
+    <w:lsdException w:name="HTML Code" w:semiHidden="1" w:unhideWhenUsed="1"/>
+    <w:lsdException w:name="HTML Definition" w:semiHidden="1" w:unhideWhenUsed="1"/>
+    <w:lsdException w:name="HTML Keyboard" w:semiHidden="1" w:unhideWhenUsed="1"/>
+    <w:lsdException w:name="HTML Preformatted" w:semiHidden="1" w:unhideWhenUsed="1"/>
+    <w:lsdException w:name="HTML Sample" w:semiHidden="1" w:unhideWhenUsed="1"/>
+    <w:lsdException w:name="HTML Typewriter" w:semiHidden="1" w:unhideWhenUsed="1"/>
+    <w:lsdException w:name="HTML Variable" w:semiHidden="1" w:unhideWhenUsed="1"/>
+    <w:lsdException w:name="Normal Table" w:semiHidden="1" w:unhideWhenUsed="1"/>
+    <w:lsdException w:name="annotation subject" w:semiHidden="1" w:unhideWhenUsed="1"/>
+    <w:lsdException w:name="No List" w:semiHidden="1" w:unhideWhenUsed="1"/>
+    <w:lsdException w:name="Outline List 1" w:semiHidden="1" w:unhideWhenUsed="1"/>
+    <w:lsdException w:name="Outline List 2" w:semiHidden="1" w:unhideWhenUsed="1"/>
+    <w:lsdException w:name="Outline List 3" w:semiHidden="1" w:unhideWhenUsed="1"/>
+    <w:lsdException w:name="Table Simple 1" w:semiHidden="1" w:unhideWhenUsed="1"/>
+    <w:lsdException w:name="Table Simple 2" w:semiHidden="1" w:unhideWhenUsed="1"/>
+    <w:lsdException w:name="Table Simple 3" w:semiHidden="1" w:unhideWhenUsed="1"/>
+    <w:lsdException w:name="Table Classic 1" w:semiHidden="1" w:unhideWhenUsed="1"/>
+    <w:lsdException w:name="Table Classic 2" w:semiHidden="1" w:unhideWhenUsed="1"/>
+    <w:lsdException w:name="Table Classic 3" w:semiHidden="1" w:unhideWhenUsed="1"/>
+    <w:lsdException w:name="Table Classic 4" w:semiHidden="1" w:unhideWhenUsed="1"/>
+    <w:lsdException w:name="Table Colorful 1" w:semiHidden="1" w:unhideWhenUsed="1"/>
+    <w:lsdException w:name="Table Colorful 2" w:semiHidden="1" w:unhideWhenUsed="1"/>
+    <w:lsdException w:name="Table Colorful 3" w:semiHidden="1" w:unhideWhenUsed="1"/>
+    <w:lsdException w:name="Table Columns 1" w:semiHidden="1" w:unhideWhenUsed="1"/>
+    <w:lsdException w:name="Table Columns 2" w:semiHidden="1" w:unhideWhenUsed="1"/>
+    <w:lsdException w:name="Table Columns 3" w:semiHidden="1" w:unhideWhenUsed="1"/>
+    <w:lsdException w:name="Table Columns 4" w:semiHidden="1" w:unhideWhenUsed="1"/>
+    <w:lsdException w:name="Table Columns 5" w:semiHidden="1" w:unhideWhenUsed="1"/>
+    <w:lsdException w:name="Table Grid 1" w:semiHidden="1" w:unhideWhenUsed="1"/>
+    <w:lsdException w:name="Table Grid 2" w:semiHidden="1" w:unhideWhenUsed="1"/>
+    <w:lsdException w:name="Table Grid 3" w:semiHidden="1" w:unhideWhenUsed="1"/>
+    <w:lsdException w:name="Table Grid 4" w:semiHidden="1" w:unhideWhenUsed="1"/>
+    <w:lsdException w:name="Table Grid 5" w:semiHidden="1" w:unhideWhenUsed="1"/>
+    <w:lsdException w:name="Table Grid 6" w:semiHidden="1" w:unhideWhenUsed="1"/>
+    <w:lsdException w:name="Table Grid 7" w:semiHidden="1" w:unhideWhenUsed="1"/>
+    <w:lsdException w:name="Table Grid 8" w:semiHidden="1" w:unhideWhenUsed="1"/>
+    <w:lsdException w:name="Table List 1" w:semiHidden="1" w:unhideWhenUsed="1"/>
+    <w:lsdException w:name="Table List 2" w:semiHidden="1" w:unhideWhenUsed="1"/>
+    <w:lsdException w:name="Table List 3" w:semiHidden="1" w:unhideWhenUsed="1"/>
+    <w:lsdException w:name="Table List 4" w:semiHidden="1" w:unhideWhenUsed="1"/>
+    <w:lsdException w:name="Table List 5" w:semiHidden="1" w:unhideWhenUsed="1"/>
+    <w:lsdException w:name="Table List 6" w:semiHidden="1" w:unhideWhenUsed="1"/>
+    <w:lsdException w:name="Table List 7" w:semiHidden="1" w:unhideWhenUsed="1"/>
+    <w:lsdException w:name="Table List 8" w:semiHidden="1" w:unhideWhenUsed="1"/>
+    <w:lsdException w:name="Table 3D effects 1" w:semiHidden="1" w:unhideWhenUsed="1"/>
+    <w:lsdException w:name="Table 3D effects 2" w:semiHidden="1" w:unhideWhenUsed="1"/>
+    <w:lsdException w:name="Table 3D effects 3" w:semiHidden="1" w:unhideWhenUsed="1"/>
+    <w:lsdException w:name="Table Contemporary" w:semiHidden="1" w:unhideWhenUsed="1"/>
+    <w:lsdException w:name="Table Elegant" w:semiHidden="1" w:unhideWhenUsed="1"/>
+    <w:lsdException w:name="Table Professional" w:semiHidden="1" w:unhideWhenUsed="1"/>
+    <w:lsdException w:name="Table Subtle 1" w:semiHidden="1" w:unhideWhenUsed="1"/>
+    <w:lsdException w:name="Table Subtle 2" w:semiHidden="1" w:unhideWhenUsed="1"/>
+    <w:lsdException w:name="Table Web 1" w:semiHidden="1" w:unhideWhenUsed="1"/>
+    <w:lsdException w:name="Table Web 2" w:semiHidden="1" w:unhideWhenUsed="1"/>
+    <w:lsdException w:name="Table Web 3" w:semiHidden="1" w:unhideWhenUsed="1"/>
+    <w:lsdException w:name="Balloon Text" w:semiHidden="1" w:unhideWhenUsed="1"/>
+    <w:lsdException w:name="Table Grid" w:uiPriority="39"/>
+    <w:lsdException w:name="Table Theme" w:semiHidden="1" w:unhideWhenUsed="1"/>
+    <w:lsdException w:name="Placeholder Text" w:semiHidden="1"/>
+    <w:lsdException w:name="No Spacing" w:uiPriority="1" w:qFormat="1"/>
+    <w:lsdException w:name="Light Shading" w:uiPriority="60"/>
+    <w:lsdException w:name="Light List" w:uiPriority="61"/>
+    <w:lsdException w:name="Light Grid" w:uiPriority="62"/>
+    <w:lsdException w:name="Medium Shading 1" w:uiPriority="63"/>
+    <w:lsdException w:name="Medium Shading 2" w:uiPriority="64"/>
+    <w:lsdException w:name="Medium List 1" w:uiPriority="65"/>
+    <w:lsdException w:name="Medium List 2" w:uiPriority="66"/>
+    <w:lsdException w:name="Medium Grid 1" w:uiPriority="67"/>
+    <w:lsdException w:name="Medium Grid 2" w:uiPriority="68"/>
+    <w:lsdException w:name="Medium Grid 3" w:uiPriority="69"/>
+    <w:lsdException w:name="Dark List" w:uiPriority="70"/>
+    <w:lsdException w:name="Colorful Shading" w:uiPriority="71"/>
+    <w:lsdException w:name="Colorful List" w:uiPriority="72"/>
+    <w:lsdException w:name="Colorful Grid" w:uiPriority="73"/>
+    <w:lsdException w:name="Light Shading Accent 1" w:uiPriority="60"/>
+    <w:lsdException w:name="Light List Accent 1" w:uiPriority="61"/>
+    <w:lsdException w:name="Light Grid Accent 1" w:uiPriority="62"/>
+    <w:lsdException w:name="Medium Shading 1 Accent 1" w:uiPriority="63"/>
+    <w:lsdException w:name="Medium Shading 2 Accent 1" w:uiPriority="64"/>
+    <w:lsdException w:name="Medium List 1 Accent 1" w:uiPriority="65"/>
+    <w:lsdException w:name="Revision" w:semiHidden="1"/>
+    <w:lsdException w:name="List Paragraph" w:uiPriority="34" w:qFormat="1"/>
+    <w:lsdException w:name="Quote" w:uiPriority="29" w:qFormat="1"/>
+    <w:lsdException w:name="Intense Quote" w:uiPriority="30" w:qFormat="1"/>
+    <w:lsdException w:name="Medium List 2 Accent 1" w:uiPriority="66"/>
+    <w:lsdException w:name="Medium Grid 1 Accent 1" w:uiPriority="67"/>
+    <w:lsdException w:name="Medium Grid 2 Accent 1" w:uiPriority="68"/>
+    <w:lsdException w:name="Medium Grid 3 Accent 1" w:uiPriority="69"/>
+    <w:lsdException w:name="Dark List Accent 1" w:uiPriority="70"/>
+    <w:lsdException w:name="Colorful Shading Accent 1" w:uiPriority="71"/>
+    <w:lsdException w:name="Colorful List Accent 1" w:uiPriority="72"/>
+    <w:lsdException w:name="Colorful Grid Accent 1" w:uiPriority="73"/>
+    <w:lsdException w:name="Light Shading Accent 2" w:uiPriority="60"/>
+    <w:lsdException w:name="Light List Accent 2" w:uiPriority="61"/>
+    <w:lsdException w:name="Light Grid Accent 2" w:uiPriority="62"/>
+    <w:lsdException w:name="Medium Shading 1 Accent 2" w:uiPriority="63"/>
+    <w:lsdException w:name="Medium Shading 2 Accent 2" w:uiPriority="64"/>
+    <w:lsdException w:name="Medium List 1 Accent 2" w:uiPriority="65"/>
+    <w:lsdException w:name="Medium List 2 Accent 2" w:uiPriority="66"/>
+    <w:lsdException w:name="Medium Grid 1 Accent 2" w:uiPriority="67"/>
+    <w:lsdException w:name="Medium Grid 2 Accent 2" w:uiPriority="68"/>
+    <w:lsdException w:name="Medium Grid 3 Accent 2" w:uiPriority="69"/>
+    <w:lsdException w:name="Dark List Accent 2" w:uiPriority="70"/>
+    <w:lsdException w:name="Colorful Shading Accent 2" w:uiPriority="71"/>
+    <w:lsdException w:name="Colorful List Accent 2" w:uiPriority="72"/>
+    <w:lsdException w:name="Colorful Grid Accent 2" w:uiPriority="73"/>
+    <w:lsdException w:name="Light Shading Accent 3" w:uiPriority="60"/>
+    <w:lsdException w:name="Light List Accent 3" w:uiPriority="61"/>
+    <w:lsdException w:name="Light Grid Accent 3" w:uiPriority="62"/>
+    <w:lsdException w:name="Medium Shading 1 Accent 3" w:uiPriority="63"/>
+    <w:lsdException w:name="Medium Shading 2 Accent 3" w:uiPriority="64"/>
+    <w:lsdException w:name="Medium List 1 Accent 3" w:uiPriority="65"/>
+    <w:lsdException w:name="Medium List 2 Accent 3" w:uiPriority="66"/>
+    <w:lsdException w:name="Medium Grid 1 Accent 3" w:uiPriority="67"/>
+    <w:lsdException w:name="Medium Grid 2 Accent 3" w:uiPriority="68"/>
+    <w:lsdException w:name="Medium Grid 3 Accent 3" w:uiPriority="69"/>
+    <w:lsdException w:name="Dark List Accent 3" w:uiPriority="70"/>
+    <w:lsdException w:name="Colorful Shading Accent 3" w:uiPriority="71"/>
+    <w:lsdException w:name="Colorful List Accent 3" w:uiPriority="72"/>
+    <w:lsdException w:name="Colorful Grid Accent 3" w:uiPriority="73"/>
+    <w:lsdException w:name="Light Shading Accent 4" w:uiPriority="60"/>
+    <w:lsdException w:name="Light List Accent 4" w:uiPriority="61"/>
+    <w:lsdException w:name="Light Grid Accent 4" w:uiPriority="62"/>
+    <w:lsdException w:name="Medium Shading 1 Accent 4" w:uiPriority="63"/>
+    <w:lsdException w:name="Medium Shading 2 Accent 4" w:uiPriority="64"/>
+    <w:lsdException w:name="Medium List 1 Accent 4" w:uiPriority="65"/>
+    <w:lsdException w:name="Medium List 2 Accent 4" w:uiPriority="66"/>
+    <w:lsdException w:name="Medium Grid 1 Accent 4" w:uiPriority="67"/>
+    <w:lsdException w:name="Medium Grid 2 Accent 4" w:uiPriority="68"/>
+    <w:lsdException w:name="Medium Grid 3 Accent 4" w:uiPriority="69"/>
+    <w:lsdException w:name="Dark List Accent 4" w:uiPriority="70"/>
+    <w:lsdException w:name="Colorful Shading Accent 4" w:uiPriority="71"/>
+    <w:lsdException w:name="Colorful List Accent 4" w:uiPriority="72"/>
+    <w:lsdException w:name="Colorful Grid Accent 4" w:uiPriority="73"/>
+    <w:lsdException w:name="Light Shading Accent 5" w:uiPriority="60"/>
+    <w:lsdException w:name="Light List Accent 5" w:uiPriority="61"/>
+    <w:lsdException w:name="Light Grid Accent 5" w:uiPriority="62"/>
+    <w:lsdException w:name="Medium Shading 1 Accent 5" w:uiPriority="63"/>
+    <w:lsdException w:name="Medium Shading 2 Accent 5" w:uiPriority="64"/>
+    <w:lsdException w:name="Medium List 1 Accent 5" w:uiPriority="65"/>
+    <w:lsdException w:name="Medium List 2 Accent 5" w:uiPriority="66"/>
+    <w:lsdException w:name="Medium Grid 1 Accent 5" w:uiPriority="67"/>
+    <w:lsdException w:name="Medium Grid 2 Accent 5" w:uiPriority="68"/>
+    <w:lsdException w:name="Medium Grid 3 Accent 5" w:uiPriority="69"/>
+    <w:lsdException w:name="Dark List Accent 5" w:uiPriority="70"/>
+    <w:lsdException w:name="Colorful Shading Accent 5" w:uiPriority="71"/>
+    <w:lsdException w:name="Colorful List Accent 5" w:uiPriority="72"/>
+    <w:lsdException w:name="Colorful Grid Accent 5" w:uiPriority="73"/>
+    <w:lsdException w:name="Light Shading Accent 6" w:uiPriority="60"/>
+    <w:lsdException w:name="Light List Accent 6" w:uiPriority="61"/>
+    <w:lsdException w:name="Light Grid Accent 6" w:uiPriority="62"/>
+    <w:lsdException w:name="Medium Shading 1 Accent 6" w:uiPriority="63"/>
+    <w:lsdException w:name="Medium Shading 2 Accent 6" w:uiPriority="64"/>
+    <w:lsdException w:name="Medium List 1 Accent 6" w:uiPriority="65"/>
+    <w:lsdException w:name="Medium List 2 Accent 6" w:uiPriority="66"/>
+    <w:lsdException w:name="Medium Grid 1 Accent 6" w:uiPriority="67"/>
+    <w:lsdException w:name="Medium Grid 2 Accent 6" w:uiPriority="68"/>
+    <w:lsdException w:name="Medium Grid 3 Accent 6" w:uiPriority="69"/>
+    <w:lsdException w:name="Dark List Accent 6" w:uiPriority="70"/>
+    <w:lsdException w:name="Colorful Shading Accent 6" w:uiPriority="71"/>
+    <w:lsdException w:name="Colorful List Accent 6" w:uiPriority="72"/>
+    <w:lsdException w:name="Colorful Grid Accent 6" w:uiPriority="73"/>
+    <w:lsdException w:name="Subtle Emphasis" w:uiPriority="19" w:qFormat="1"/>
+    <w:lsdException w:name="Intense Emphasis" w:uiPriority="21" w:qFormat="1"/>
+    <w:lsdException w:name="Subtle Reference" w:uiPriority="31" w:qFormat="1"/>
+    <w:lsdException w:name="Intense Reference" w:uiPriority="32" w:qFormat="1"/>
+    <w:lsdException w:name="Book Title" w:uiPriority="33" w:qFormat="1"/>
+    <w:lsdException w:name="Bibliography" w:semiHidden="1" w:uiPriority="37" w:unhideWhenUsed="1"/>
+    <w:lsdException w:name="TOC Heading" w:semiHidden="1" w:uiPriority="39" w:unhideWhenUsed="1" w:qFormat="1"/>
+    <w:lsdException w:name="Plain Table 1" w:uiPriority="41"/>
+    <w:lsdException w:name="Plain Table 2" w:uiPriority="42"/>
+    <w:lsdException w:name="Plain Table 3" w:uiPriority="43"/>
+    <w:lsdException w:name="Plain Table 4" w:uiPriority="44"/>
+    <w:lsdException w:name="Plain Table 5" w:uiPriority="45"/>
+    <w:lsdException w:name="Grid Table Light" w:uiPriority="40"/>
+    <w:lsdException w:name="Grid Table 1 Light" w:uiPriority="46"/>
+    <w:lsdException w:name="Grid Table 2" w:uiPriority="47"/>
+    <w:lsdException w:name="Grid Table 3" w:uiPriority="48"/>
+    <w:lsdException w:name="Grid Table 4" w:uiPriority="49"/>
+    <w:lsdException w:name="Grid Table 5 Dark" w:uiPriority="50"/>
+    <w:lsdException w:name="Grid Table 6 Colorful" w:uiPriority="51"/>
+    <w:lsdException w:name="Grid Table 7 Colorful" w:uiPriority="52"/>
+    <w:lsdException w:name="Grid Table 1 Light Accent 1" w:uiPriority="46"/>
+    <w:lsdException w:name="Grid Table 2 Accent 1" w:uiPriority="47"/>
+    <w:lsdException w:name="Grid Table 3 Accent 1" w:uiPriority="48"/>
+    <w:lsdException w:name="Grid Table 4 Accent 1" w:uiPriority="49"/>
+    <w:lsdException w:name="Grid Table 5 Dark Accent 1" w:uiPriority="50"/>
+    <w:lsdException w:name="Grid Table 6 Colorful Accent 1" w:uiPriority="51"/>
+    <w:lsdException w:name="Grid Table 7 Colorful Accent 1" w:uiPriority="52"/>
+    <w:lsdException w:name="Grid Table 1 Light Accent 2" w:uiPriority="46"/>
+    <w:lsdException w:name="Grid Table 2 Accent 2" w:uiPriority="47"/>
+    <w:lsdException w:name="Grid Table 3 Accent 2" w:uiPriority="48"/>
+    <w:lsdException w:name="Grid Table 4 Accent 2" w:uiPriority="49"/>
+    <w:lsdException w:name="Grid Table 5 Dark Accent 2" w:uiPriority="50"/>
+    <w:lsdException w:name="Grid Table 6 Colorful Accent 2" w:uiPriority="51"/>
+    <w:lsdException w:name="Grid Table 7 Colorful Accent 2" w:uiPriority="52"/>
+    <w:lsdException w:name="Grid Table 1 Light Accent 3" w:uiPriority="46"/>
+    <w:lsdException w:name="Grid Table 2 Accent 3" w:uiPriority="47"/>
+    <w:lsdException w:name="Grid Table 3 Accent 3" w:uiPriority="48"/>
+    <w:lsdException w:name="Grid Table 4 Accent 3" w:uiPriority="49"/>
+    <w:lsdException w:name="Grid Table 5 Dark Accent 3" w:uiPriority="50"/>
+    <w:lsdException w:name="Grid Table 6 Colorful Accent 3" w:uiPriority="51"/>
+    <w:lsdException w:name="Grid Table 7 Colorful Accent 3" w:uiPriority="52"/>
+    <w:lsdException w:name="Grid Table 1 Light Accent 4" w:uiPriority="46"/>
+    <w:lsdException w:name="Grid Table 2 Accent 4" w:uiPriority="47"/>
+    <w:lsdException w:name="Grid Table 3 Accent 4" w:uiPriority="48"/>
+    <w:lsdException w:name="Grid Table 4 Accent 4" w:uiPriority="49"/>
+    <w:lsdException w:name="Grid Table 5 Dark Accent 4" w:uiPriority="50"/>
+    <w:lsdException w:name="Grid Table 6 Colorful Accent 4" w:uiPriority="51"/>
+    <w:lsdException w:name="Grid Table 7 Colorful Accent 4" w:uiPriority="52"/>
+    <w:lsdException w:name="Grid Table 1 Light Accent 5" w:uiPriority="46"/>
+    <w:lsdException w:name="Grid Table 2 Accent 5" w:uiPriority="47"/>
+    <w:lsdException w:name="Grid Table 3 Accent 5" w:uiPriority="48"/>
+    <w:lsdException w:name="Grid Table 4 Accent 5" w:uiPriority="49"/>
+    <w:lsdException w:name="Grid Table 5 Dark Accent 5" w:uiPriority="50"/>
+    <w:lsdException w:name="Grid Table 6 Colorful Accent 5" w:uiPriority="51"/>
+    <w:lsdException w:name="Grid Table 7 Colorful Accent 5" w:uiPriority="52"/>
+    <w:lsdException w:name="Grid Table 1 Light Accent 6" w:uiPriority="46"/>
+    <w:lsdException w:name="Grid Table 2 Accent 6" w:uiPriority="47"/>
+    <w:lsdException w:name="Grid Table 3 Accent 6" w:uiPriority="48"/>
+    <w:lsdException w:name="Grid Table 4 Accent 6" w:uiPriority="49"/>
+    <w:lsdException w:name="Grid Table 5 Dark Accent 6" w:uiPriority="50"/>
+    <w:lsdException w:name="Grid Table 6 Colorful Accent 6" w:uiPriority="51"/>
+    <w:lsdException w:name="Grid Table 7 Colorful Accent 6" w:uiPriority="52"/>
+    <w:lsdException w:name="List Table 1 Light" w:uiPriority="46"/>
+    <w:lsdException w:name="List Table 2" w:uiPriority="47"/>
+    <w:lsdException w:name="List Table 3" w:uiPriority="48"/>
+    <w:lsdException w:name="List Table 4" w:uiPriority="49"/>
+    <w:lsdException w:name="List Table 5 Dark" w:uiPriority="50"/>
+    <w:lsdException w:name="List Table 6 Colorful" w:uiPriority="51"/>
+    <w:lsdException w:name="List Table 7 Colorful" w:uiPriority="52"/>
+    <w:lsdException w:name="List Table 1 Light Accent 1" w:uiPriority="46"/>
+    <w:lsdException w:name="List Table 2 Accent 1" w:uiPriority="47"/>
+    <w:lsdException w:name="List Table 3 Accent 1" w:uiPriority="48"/>
+    <w:lsdException w:name="List Table 4 Accent 1" w:uiPriority="49"/>
+    <w:lsdException w:name="List Table 5 Dark Accent 1" w:uiPriority="50"/>
+    <w:lsdException w:name="List Table 6 Colorful Accent 1" w:uiPriority="51"/>
+    <w:lsdException w:name="List Table 7 Colorful Accent 1" w:uiPriority="52"/>
+    <w:lsdException w:name="List Table 1 Light Accent 2" w:uiPriority="46"/>
+    <w:lsdException w:name="List Table 2 Accent 2" w:uiPriority="47"/>
+    <w:lsdException w:name="List Table 3 Accent 2" w:uiPriority="48"/>
+    <w:lsdException w:name="List Table 4 Accent 2" w:uiPriority="49"/>
+    <w:lsdException w:name="List Table 5 Dark Accent 2" w:uiPriority="50"/>
+    <w:lsdException w:name="List Table 6 Colorful Accent 2" w:uiPriority="51"/>
+    <w:lsdException w:name="List Table 7 Colorful Accent 2" w:uiPriority="52"/>
+    <w:lsdException w:name="List Table 1 Light Accent 3" w:uiPriority="46"/>
+    <w:lsdException w:name="List Table 2 Accent 3" w:uiPriority="47"/>
+    <w:lsdException w:name="List Table 3 Accent 3" w:uiPriority="48"/>
+    <w:lsdException w:name="List Table 4 Accent 3" w:uiPriority="49"/>
+    <w:lsdException w:name="List Table 5 Dark Accent 3" w:uiPriority="50"/>
+    <w:lsdException w:name="List Table 6 Colorful Accent 3" w:uiPriority="51"/>
+    <w:lsdException w:name="List Table 7 Colorful Accent 3" w:uiPriority="52"/>
+    <w:lsdException w:name="List Table 1 Light Accent 4" w:uiPriority="46"/>
+    <w:lsdException w:name="List Table 2 Accent 4" w:uiPriority="47"/>
+    <w:lsdException w:name="List Table 3 Accent 4" w:uiPriority="48"/>
+    <w:lsdException w:name="List Table 4 Accent 4" w:uiPriority="49"/>
+    <w:lsdException w:name="List Table 5 Dark Accent 4" w:uiPriority="50"/>
+    <w:lsdException w:name="List Table 6 Colorful Accent 4" w:uiPriority="51"/>
+    <w:lsdException w:name="List Table 7 Colorful Accent 4" w:uiPriority="52"/>
+    <w:lsdException w:name="List Table 1 Light Accent 5" w:uiPriority="46"/>
+    <w:lsdException w:name="List Table 2 Accent 5" w:uiPriority="47"/>
+    <w:lsdException w:name="List Table 3 Accent 5" w:uiPriority="48"/>
+    <w:lsdException w:name="List Table 4 Accent 5" w:uiPriority="49"/>
+    <w:lsdException w:name="List Table 5 Dark Accent 5" w:uiPriority="50"/>
+    <w:lsdException w:name="List Table 6 Colorful Accent 5" w:uiPriority="51"/>
+    <w:lsdException w:name="List Table 7 Colorful Accent 5" w:uiPriority="52"/>
+    <w:lsdException w:name="List Table 1 Light Accent 6" w:uiPriority="46"/>
+    <w:lsdException w:name="List Table 2 Accent 6" w:uiPriority="47"/>
+    <w:lsdException w:name="List Table 3 Accent 6" w:uiPriority="48"/>
+    <w:lsdException w:name="List Table 4 Accent 6" w:uiPriority="49"/>
+    <w:lsdException w:name="List Table 5 Dark Accent 6" w:uiPriority="50"/>
+    <w:lsdException w:name="List Table 6 Colorful Accent 6" w:uiPriority="51"/>
+    <w:lsdException w:name="List Table 7 Colorful Accent 6" w:uiPriority="52"/>
+    <w:lsdException w:name="Mention" w:semiHidden="1" w:unhideWhenUsed="1"/>
+    <w:lsdException w:name="Smart Hyperlink" w:semiHidden="1" w:unhideWhenUsed="1"/>
+    <w:lsdException w:name="Hashtag" w:semiHidden="1" w:unhideWhenUsed="1"/>
+    <w:lsdException w:name="Unresolved Mention" w:semiHidden="1" w:unhideWhenUsed="1"/>
+    <w:lsdException w:name="Smart Link" w:semiHidden="1" w:unhideWhenUsed="1"/>
+  </w:latentStyles>
+  <w:style w:type="paragraph" w:default="1" w:styleId="Normal">
+    <w:name w:val="Normal"/>
+    <w:qFormat/>
+    <w:rPr>
+      <w:noProof/>
+      <w:lang w:val="en-US"/>
+    </w:rPr>
   </w:style>
   <w:style w:type="paragraph" w:styleId="Heading1">
     <w:name w:val="heading 1"/>
     <w:basedOn w:val="Normal"/>
     <w:next w:val="Normal"/>
+    <w:uiPriority w:val="9"/>
+    <w:qFormat/>
     <w:pPr>
-      <w:keepNext w:val="1"/>
-      <w:keepLines w:val="1"/>
-      <w:pageBreakBefore w:val="0"/>
-      <w:spacing w:after="120" w:before="400" w:lineRule="auto"/>
+      <w:keepNext/>
+      <w:keepLines/>
+      <w:spacing w:before="400" w:after="120"/>
+      <w:outlineLvl w:val="0"/>
     </w:pPr>
     <w:rPr>
       <w:sz w:val="40"/>
@@ -384,14 +2622,16 @@
     <w:name w:val="heading 2"/>
     <w:basedOn w:val="Normal"/>
     <w:next w:val="Normal"/>
+    <w:uiPriority w:val="9"/>
+    <w:unhideWhenUsed/>
+    <w:qFormat/>
     <w:pPr>
-      <w:keepNext w:val="1"/>
-      <w:keepLines w:val="1"/>
-      <w:pageBreakBefore w:val="0"/>
-      <w:spacing w:after="120" w:before="360" w:lineRule="auto"/>
+      <w:keepNext/>
+      <w:keepLines/>
+      <w:spacing w:before="360" w:after="120"/>
+      <w:outlineLvl w:val="1"/>
     </w:pPr>
     <w:rPr>
-      <w:b w:val="0"/>
       <w:sz w:val="32"/>
       <w:szCs w:val="32"/>
     </w:rPr>
@@ -400,14 +2640,17 @@
     <w:name w:val="heading 3"/>
     <w:basedOn w:val="Normal"/>
     <w:next w:val="Normal"/>
+    <w:uiPriority w:val="9"/>
+    <w:semiHidden/>
+    <w:unhideWhenUsed/>
+    <w:qFormat/>
     <w:pPr>
-      <w:keepNext w:val="1"/>
-      <w:keepLines w:val="1"/>
-      <w:pageBreakBefore w:val="0"/>
-      <w:spacing w:after="80" w:before="320" w:lineRule="auto"/>
+      <w:keepNext/>
+      <w:keepLines/>
+      <w:spacing w:before="320" w:after="80"/>
+      <w:outlineLvl w:val="2"/>
     </w:pPr>
     <w:rPr>
-      <w:b w:val="0"/>
       <w:color w:val="434343"/>
       <w:sz w:val="28"/>
       <w:szCs w:val="28"/>
@@ -417,11 +2660,15 @@
     <w:name w:val="heading 4"/>
     <w:basedOn w:val="Normal"/>
     <w:next w:val="Normal"/>
+    <w:uiPriority w:val="9"/>
+    <w:semiHidden/>
+    <w:unhideWhenUsed/>
+    <w:qFormat/>
     <w:pPr>
-      <w:keepNext w:val="1"/>
-      <w:keepLines w:val="1"/>
-      <w:pageBreakBefore w:val="0"/>
-      <w:spacing w:after="80" w:before="280" w:lineRule="auto"/>
+      <w:keepNext/>
+      <w:keepLines/>
+      <w:spacing w:before="280" w:after="80"/>
+      <w:outlineLvl w:val="3"/>
     </w:pPr>
     <w:rPr>
       <w:color w:val="666666"/>
@@ -433,44 +2680,75 @@
     <w:name w:val="heading 5"/>
     <w:basedOn w:val="Normal"/>
     <w:next w:val="Normal"/>
+    <w:uiPriority w:val="9"/>
+    <w:semiHidden/>
+    <w:unhideWhenUsed/>
+    <w:qFormat/>
     <w:pPr>
-      <w:keepNext w:val="1"/>
-      <w:keepLines w:val="1"/>
-      <w:pageBreakBefore w:val="0"/>
-      <w:spacing w:after="80" w:before="240" w:lineRule="auto"/>
+      <w:keepNext/>
+      <w:keepLines/>
+      <w:spacing w:before="240" w:after="80"/>
+      <w:outlineLvl w:val="4"/>
     </w:pPr>
     <w:rPr>
       <w:color w:val="666666"/>
-      <w:sz w:val="22"/>
-      <w:szCs w:val="22"/>
     </w:rPr>
   </w:style>
   <w:style w:type="paragraph" w:styleId="Heading6">
     <w:name w:val="heading 6"/>
     <w:basedOn w:val="Normal"/>
     <w:next w:val="Normal"/>
+    <w:uiPriority w:val="9"/>
+    <w:semiHidden/>
+    <w:unhideWhenUsed/>
+    <w:qFormat/>
     <w:pPr>
-      <w:keepNext w:val="1"/>
-      <w:keepLines w:val="1"/>
-      <w:pageBreakBefore w:val="0"/>
-      <w:spacing w:after="80" w:before="240" w:lineRule="auto"/>
+      <w:keepNext/>
+      <w:keepLines/>
+      <w:spacing w:before="240" w:after="80"/>
+      <w:outlineLvl w:val="5"/>
     </w:pPr>
     <w:rPr>
-      <w:i w:val="1"/>
+      <w:i/>
       <w:color w:val="666666"/>
-      <w:sz w:val="22"/>
-      <w:szCs w:val="22"/>
     </w:rPr>
+  </w:style>
+  <w:style w:type="character" w:default="1" w:styleId="DefaultParagraphFont">
+    <w:name w:val="Default Paragraph Font"/>
+    <w:uiPriority w:val="1"/>
+    <w:unhideWhenUsed/>
+  </w:style>
+  <w:style w:type="table" w:default="1" w:styleId="TableNormal">
+    <w:name w:val="Normal Table"/>
+    <w:uiPriority w:val="99"/>
+    <w:semiHidden/>
+    <w:unhideWhenUsed/>
+    <w:tblPr>
+      <w:tblInd w:w="0" w:type="dxa"/>
+      <w:tblCellMar>
+        <w:top w:w="0" w:type="dxa"/>
+        <w:left w:w="108" w:type="dxa"/>
+        <w:bottom w:w="0" w:type="dxa"/>
+        <w:right w:w="108" w:type="dxa"/>
+      </w:tblCellMar>
+    </w:tblPr>
+  </w:style>
+  <w:style w:type="numbering" w:default="1" w:styleId="NoList">
+    <w:name w:val="No List"/>
+    <w:uiPriority w:val="99"/>
+    <w:semiHidden/>
+    <w:unhideWhenUsed/>
   </w:style>
   <w:style w:type="paragraph" w:styleId="Title">
     <w:name w:val="Title"/>
     <w:basedOn w:val="Normal"/>
     <w:next w:val="Normal"/>
+    <w:uiPriority w:val="10"/>
+    <w:qFormat/>
     <w:pPr>
-      <w:keepNext w:val="1"/>
-      <w:keepLines w:val="1"/>
-      <w:pageBreakBefore w:val="0"/>
-      <w:spacing w:after="60" w:before="0" w:lineRule="auto"/>
+      <w:keepNext/>
+      <w:keepLines/>
+      <w:spacing w:after="60"/>
     </w:pPr>
     <w:rPr>
       <w:sz w:val="52"/>
@@ -481,18 +2759,30 @@
     <w:name w:val="Subtitle"/>
     <w:basedOn w:val="Normal"/>
     <w:next w:val="Normal"/>
+    <w:uiPriority w:val="11"/>
+    <w:qFormat/>
     <w:pPr>
-      <w:keepNext w:val="1"/>
-      <w:keepLines w:val="1"/>
-      <w:pageBreakBefore w:val="0"/>
-      <w:spacing w:after="320" w:before="0" w:lineRule="auto"/>
+      <w:keepNext/>
+      <w:keepLines/>
+      <w:spacing w:after="320"/>
     </w:pPr>
     <w:rPr>
-      <w:rFonts w:ascii="Arial" w:cs="Arial" w:eastAsia="Arial" w:hAnsi="Arial"/>
-      <w:i w:val="0"/>
       <w:color w:val="666666"/>
       <w:sz w:val="30"/>
       <w:szCs w:val="30"/>
+    </w:rPr>
+  </w:style>
+  <w:style w:type="paragraph" w:styleId="NormalWeb">
+    <w:name w:val="Normal (Web)"/>
+    <w:basedOn w:val="Normal"/>
+    <w:uiPriority w:val="99"/>
+    <w:semiHidden/>
+    <w:unhideWhenUsed/>
+    <w:rsid w:val="00603B06"/>
+    <w:rPr>
+      <w:rFonts w:ascii="Times New Roman" w:hAnsi="Times New Roman" w:cs="Times New Roman"/>
+      <w:sz w:val="24"/>
+      <w:szCs w:val="24"/>
     </w:rPr>
   </w:style>
 </w:styles>
